--- a/proyecto/proyecto/documentacion/Bitacora de actividades.docx
+++ b/proyecto/proyecto/documentacion/Bitacora de actividades.docx
@@ -3232,6 +3232,1332 @@
       <w:proofErr w:type="gramEnd"/>
       <w:r>
         <w:t xml:space="preserve"> del repositorio: https://github.com/carlwanke2003-glitch/Sistema-de-mantenimiento.git</w:t>
+      </w:r>
+    </w:p>
+    <w:p>
+      <w:r>
+        <w:br w:type="page"/>
+      </w:r>
+    </w:p>
+    <w:p>
+      <w:pPr>
+        <w:spacing w:before="360" w:after="240"/>
+      </w:pPr>
+      <w:r>
+        <w:rPr>
+          <w:b/>
+          <w:color w:val="004A91"/>
+          <w:sz w:val="32"/>
+        </w:rPr>
+        <w:t>MINUTA DE REUNIÓN 02 - CIERRE DE PROYECTO</w:t>
+      </w:r>
+    </w:p>
+    <w:tbl>
+      <w:tblPr>
+        <w:tblW w:type="auto" w:w="0"/>
+        <w:jc w:val="center"/>
+        <w:tblLook w:firstColumn="1" w:firstRow="1" w:lastColumn="0" w:lastRow="0" w:noHBand="0" w:noVBand="1" w:val="04A0"/>
+      </w:tblPr>
+      <w:tblGrid>
+        <w:gridCol w:w="2256"/>
+        <w:gridCol w:w="2256"/>
+        <w:gridCol w:w="2256"/>
+        <w:gridCol w:w="2256"/>
+      </w:tblGrid>
+      <w:tr>
+        <w:tc>
+          <w:tcPr>
+            <w:tcW w:type="dxa" w:w="6768"/>
+            <w:gridSpan w:val="3"/>
+          </w:tcPr>
+          <w:p>
+            <w:pPr/>
+            <w:r>
+              <w:rPr>
+                <w:sz w:val="19"/>
+              </w:rPr>
+              <w:t>MINUTA DE REUNIÓN</w:t>
+            </w:r>
+          </w:p>
+        </w:tc>
+        <w:tc>
+          <w:tcPr>
+            <w:tcW w:type="dxa" w:w="2256"/>
+          </w:tcPr>
+          <w:p>
+            <w:pPr/>
+            <w:r>
+              <w:rPr>
+                <w:sz w:val="19"/>
+              </w:rPr>
+              <w:t>02</w:t>
+            </w:r>
+          </w:p>
+        </w:tc>
+      </w:tr>
+      <w:tr>
+        <w:tc>
+          <w:tcPr>
+            <w:tcW w:type="dxa" w:w="2256"/>
+          </w:tcPr>
+          <w:p>
+            <w:pPr/>
+            <w:r>
+              <w:rPr>
+                <w:sz w:val="19"/>
+              </w:rPr>
+              <w:t>Tema de la Reunión:</w:t>
+            </w:r>
+          </w:p>
+        </w:tc>
+        <w:tc>
+          <w:tcPr>
+            <w:tcW w:type="dxa" w:w="6768"/>
+            <w:gridSpan w:val="3"/>
+          </w:tcPr>
+          <w:p>
+            <w:pPr/>
+            <w:r>
+              <w:rPr>
+                <w:sz w:val="19"/>
+              </w:rPr>
+              <w:t>Cierre de Proyecto - PredictiveMaintain: MVC Backend, Manuales IEEE y Plan de Mantenimiento de Software</w:t>
+            </w:r>
+          </w:p>
+        </w:tc>
+      </w:tr>
+      <w:tr>
+        <w:tc>
+          <w:tcPr>
+            <w:tcW w:type="dxa" w:w="2256"/>
+          </w:tcPr>
+          <w:p>
+            <w:pPr/>
+            <w:r>
+              <w:rPr>
+                <w:sz w:val="19"/>
+              </w:rPr>
+              <w:t>Institución/es:</w:t>
+            </w:r>
+          </w:p>
+        </w:tc>
+        <w:tc>
+          <w:tcPr>
+            <w:tcW w:type="dxa" w:w="6768"/>
+            <w:gridSpan w:val="3"/>
+          </w:tcPr>
+          <w:p>
+            <w:pPr/>
+            <w:r>
+              <w:rPr>
+                <w:sz w:val="19"/>
+              </w:rPr>
+              <w:t>Universidad de Guayaquil</w:t>
+            </w:r>
+          </w:p>
+        </w:tc>
+      </w:tr>
+      <w:tr>
+        <w:tc>
+          <w:tcPr>
+            <w:tcW w:type="dxa" w:w="2256"/>
+          </w:tcPr>
+          <w:p>
+            <w:pPr/>
+            <w:r>
+              <w:rPr>
+                <w:sz w:val="19"/>
+              </w:rPr>
+              <w:t>Autor:</w:t>
+            </w:r>
+          </w:p>
+        </w:tc>
+        <w:tc>
+          <w:tcPr>
+            <w:tcW w:type="dxa" w:w="6768"/>
+            <w:gridSpan w:val="3"/>
+          </w:tcPr>
+          <w:p>
+            <w:pPr/>
+            <w:r>
+              <w:rPr>
+                <w:sz w:val="19"/>
+              </w:rPr>
+              <w:t>Rivadeneira, Samuel; Wanke, Carl; Sabando, Angello; Icaza, Diana; Barco, Eliel; Santos, Martín; Salazar, Isaac; Jama, Joao; De la Torre, Ángel; Zavala, Erick</w:t>
+            </w:r>
+          </w:p>
+        </w:tc>
+      </w:tr>
+      <w:tr>
+        <w:tc>
+          <w:tcPr>
+            <w:tcW w:type="dxa" w:w="2256"/>
+          </w:tcPr>
+          <w:p>
+            <w:pPr/>
+            <w:r>
+              <w:rPr>
+                <w:sz w:val="19"/>
+              </w:rPr>
+              <w:t>Fecha:</w:t>
+            </w:r>
+          </w:p>
+        </w:tc>
+        <w:tc>
+          <w:tcPr>
+            <w:tcW w:type="dxa" w:w="2256"/>
+          </w:tcPr>
+          <w:p>
+            <w:pPr/>
+            <w:r>
+              <w:rPr>
+                <w:sz w:val="19"/>
+              </w:rPr>
+              <w:t>17/07/2026</w:t>
+            </w:r>
+          </w:p>
+        </w:tc>
+        <w:tc>
+          <w:tcPr>
+            <w:tcW w:type="dxa" w:w="2256"/>
+          </w:tcPr>
+          <w:p>
+            <w:pPr/>
+            <w:r>
+              <w:rPr>
+                <w:sz w:val="19"/>
+              </w:rPr>
+              <w:t>Hora Inicio:</w:t>
+            </w:r>
+          </w:p>
+        </w:tc>
+        <w:tc>
+          <w:tcPr>
+            <w:tcW w:type="dxa" w:w="2256"/>
+          </w:tcPr>
+          <w:p>
+            <w:pPr/>
+            <w:r>
+              <w:rPr>
+                <w:sz w:val="19"/>
+              </w:rPr>
+              <w:t>14:00</w:t>
+            </w:r>
+          </w:p>
+        </w:tc>
+      </w:tr>
+      <w:tr>
+        <w:tc>
+          <w:tcPr>
+            <w:tcW w:type="dxa" w:w="2256"/>
+          </w:tcPr>
+          <w:p>
+            <w:pPr/>
+            <w:r>
+              <w:rPr>
+                <w:sz w:val="19"/>
+              </w:rPr>
+              <w:t>Lugar:</w:t>
+            </w:r>
+          </w:p>
+        </w:tc>
+        <w:tc>
+          <w:tcPr>
+            <w:tcW w:type="dxa" w:w="2256"/>
+          </w:tcPr>
+          <w:p>
+            <w:pPr/>
+            <w:r>
+              <w:rPr>
+                <w:sz w:val="19"/>
+              </w:rPr>
+              <w:t>Videoconferencia Zoom / Repositorio Local e IDE</w:t>
+            </w:r>
+          </w:p>
+        </w:tc>
+        <w:tc>
+          <w:tcPr>
+            <w:tcW w:type="dxa" w:w="2256"/>
+          </w:tcPr>
+          <w:p>
+            <w:pPr/>
+            <w:r>
+              <w:rPr>
+                <w:sz w:val="19"/>
+              </w:rPr>
+              <w:t>Hora Fin:</w:t>
+            </w:r>
+          </w:p>
+        </w:tc>
+        <w:tc>
+          <w:tcPr>
+            <w:tcW w:type="dxa" w:w="2256"/>
+          </w:tcPr>
+          <w:p>
+            <w:pPr/>
+            <w:r>
+              <w:rPr>
+                <w:sz w:val="19"/>
+              </w:rPr>
+              <w:t>17:30</w:t>
+            </w:r>
+          </w:p>
+        </w:tc>
+      </w:tr>
+      <w:tr>
+        <w:tc>
+          <w:tcPr>
+            <w:tcW w:type="dxa" w:w="2256"/>
+          </w:tcPr>
+          <w:p>
+            <w:pPr/>
+            <w:r>
+              <w:rPr>
+                <w:sz w:val="19"/>
+              </w:rPr>
+              <w:t>Referencias:</w:t>
+            </w:r>
+          </w:p>
+        </w:tc>
+        <w:tc>
+          <w:tcPr>
+            <w:tcW w:type="dxa" w:w="6768"/>
+            <w:gridSpan w:val="3"/>
+          </w:tcPr>
+          <w:p>
+            <w:pPr/>
+            <w:r>
+              <w:rPr>
+                <w:sz w:val="19"/>
+              </w:rPr>
+              <w:t>Estándar IEEE Std 1063-2001, Estándar IEEE Std 1016-2009, Diapositivas de Actividades de Mantenimiento de Software (Ph.D. Franklin Parrales)</w:t>
+            </w:r>
+          </w:p>
+        </w:tc>
+      </w:tr>
+      <w:tr>
+        <w:tc>
+          <w:tcPr>
+            <w:tcW w:type="dxa" w:w="2256"/>
+          </w:tcPr>
+          <w:p>
+            <w:pPr/>
+          </w:p>
+        </w:tc>
+        <w:tc>
+          <w:tcPr>
+            <w:tcW w:type="dxa" w:w="2256"/>
+          </w:tcPr>
+          <w:p>
+            <w:pPr/>
+          </w:p>
+        </w:tc>
+        <w:tc>
+          <w:tcPr>
+            <w:tcW w:type="dxa" w:w="2256"/>
+          </w:tcPr>
+          <w:p>
+            <w:pPr/>
+          </w:p>
+        </w:tc>
+        <w:tc>
+          <w:tcPr>
+            <w:tcW w:type="dxa" w:w="2256"/>
+          </w:tcPr>
+          <w:p>
+            <w:pPr/>
+          </w:p>
+        </w:tc>
+      </w:tr>
+    </w:tbl>
+    <w:p>
+      <w:r>
+        <w:br/>
+      </w:r>
+    </w:p>
+    <w:p>
+      <w:pPr>
+        <w:spacing w:before="240" w:after="120"/>
+      </w:pPr>
+      <w:r>
+        <w:rPr>
+          <w:b/>
+          <w:color w:val="004A91"/>
+          <w:sz w:val="24"/>
+        </w:rPr>
+        <w:t>ASPECTOS TRATADOS</w:t>
+      </w:r>
+    </w:p>
+    <w:p>
+      <w:pPr>
+        <w:spacing w:after="80"/>
+        <w:ind w:left="360"/>
+      </w:pPr>
+      <w:r>
+        <w:t>• Revisión y completación de la arquitectura MVC del backend. Se implementó una capa de vistas en la carpeta 'backend/vista/' para separar la generación de JSON y código HTTP de los controladores.</w:t>
+      </w:r>
+    </w:p>
+    <w:p>
+      <w:pPr>
+        <w:spacing w:after="80"/>
+        <w:ind w:left="360"/>
+      </w:pPr>
+      <w:r>
+        <w:t>• Generación y validación del Manual de Usuario final del sistema, estructurado bajo la norma internacional IEEE Std 1063-2001.</w:t>
+      </w:r>
+    </w:p>
+    <w:p>
+      <w:pPr>
+        <w:spacing w:after="80"/>
+        <w:ind w:left="360"/>
+      </w:pPr>
+      <w:r>
+        <w:t>• Generación y validación del Manual Técnico de Diseño del sistema, estructurado bajo la norma internacional IEEE Std 1016-2009, incluyendo diagrama entidad-relación y diccionario de datos detallado de las 6 tablas de MySQL.</w:t>
+      </w:r>
+    </w:p>
+    <w:p>
+      <w:pPr>
+        <w:spacing w:after="80"/>
+        <w:ind w:left="360"/>
+      </w:pPr>
+      <w:r>
+        <w:t>• Revisión y actualización del documento de Políticas de Mantenimiento para incorporar el Plan de Actividades de Mantenimiento de Software (Correctivo, Adaptativo, Perfectivo y Preventivo) alineado a los estándares de la carrera de Ingeniería de Software.</w:t>
+      </w:r>
+    </w:p>
+    <w:p>
+      <w:pPr>
+        <w:spacing w:after="80"/>
+        <w:ind w:left="360"/>
+      </w:pPr>
+      <w:r>
+        <w:t>• Consolidación de avance de implementación de todos los módulos del sistema al 100% de desarrollo, listos para producción.</w:t>
+      </w:r>
+    </w:p>
+    <w:p>
+      <w:r>
+        <w:br/>
+      </w:r>
+    </w:p>
+    <w:p>
+      <w:pPr>
+        <w:spacing w:before="240" w:after="120"/>
+      </w:pPr>
+      <w:r>
+        <w:rPr>
+          <w:b/>
+          <w:color w:val="004A91"/>
+          <w:sz w:val="24"/>
+        </w:rPr>
+        <w:t>MÓDULOS IMPLEMENTADOS - ESTADO DE AVANCE FINAL (100%)</w:t>
+      </w:r>
+    </w:p>
+    <w:tbl>
+      <w:tblPr>
+        <w:tblW w:type="auto" w:w="0"/>
+        <w:jc w:val="center"/>
+        <w:tblLook w:firstColumn="1" w:firstRow="1" w:lastColumn="0" w:lastRow="0" w:noHBand="0" w:noVBand="1" w:val="04A0"/>
+      </w:tblPr>
+      <w:tblGrid>
+        <w:gridCol w:w="1504"/>
+        <w:gridCol w:w="1504"/>
+        <w:gridCol w:w="1504"/>
+        <w:gridCol w:w="1504"/>
+        <w:gridCol w:w="1504"/>
+        <w:gridCol w:w="1504"/>
+      </w:tblGrid>
+      <w:tr>
+        <w:tc>
+          <w:tcPr>
+            <w:tcW w:type="dxa" w:w="1504"/>
+          </w:tcPr>
+          <w:p>
+            <w:pPr/>
+            <w:r>
+              <w:rPr>
+                <w:b/>
+                <w:color w:val="004A91"/>
+                <w:sz w:val="19"/>
+              </w:rPr>
+              <w:t>Nº</w:t>
+            </w:r>
+          </w:p>
+        </w:tc>
+        <w:tc>
+          <w:tcPr>
+            <w:tcW w:type="dxa" w:w="1504"/>
+          </w:tcPr>
+          <w:p>
+            <w:pPr/>
+            <w:r>
+              <w:rPr>
+                <w:b/>
+                <w:color w:val="004A91"/>
+                <w:sz w:val="19"/>
+              </w:rPr>
+              <w:t>Módulo</w:t>
+            </w:r>
+          </w:p>
+        </w:tc>
+        <w:tc>
+          <w:tcPr>
+            <w:tcW w:type="dxa" w:w="1504"/>
+          </w:tcPr>
+          <w:p>
+            <w:pPr/>
+            <w:r>
+              <w:rPr>
+                <w:b/>
+                <w:color w:val="004A91"/>
+                <w:sz w:val="19"/>
+              </w:rPr>
+              <w:t>Estado</w:t>
+            </w:r>
+          </w:p>
+        </w:tc>
+        <w:tc>
+          <w:tcPr>
+            <w:tcW w:type="dxa" w:w="1504"/>
+          </w:tcPr>
+          <w:p>
+            <w:pPr/>
+            <w:r>
+              <w:rPr>
+                <w:b/>
+                <w:color w:val="004A91"/>
+                <w:sz w:val="19"/>
+              </w:rPr>
+              <w:t>Avance</w:t>
+            </w:r>
+          </w:p>
+        </w:tc>
+        <w:tc>
+          <w:tcPr>
+            <w:tcW w:type="dxa" w:w="1504"/>
+          </w:tcPr>
+          <w:p>
+            <w:pPr/>
+            <w:r>
+              <w:rPr>
+                <w:b/>
+                <w:color w:val="004A91"/>
+                <w:sz w:val="19"/>
+              </w:rPr>
+              <w:t>Responsables</w:t>
+            </w:r>
+          </w:p>
+        </w:tc>
+        <w:tc>
+          <w:tcPr>
+            <w:tcW w:type="dxa" w:w="1504"/>
+          </w:tcPr>
+          <w:p>
+            <w:pPr/>
+            <w:r>
+              <w:rPr>
+                <w:b/>
+                <w:color w:val="004A91"/>
+                <w:sz w:val="19"/>
+              </w:rPr>
+              <w:t>F. Completada</w:t>
+            </w:r>
+          </w:p>
+        </w:tc>
+      </w:tr>
+      <w:tr>
+        <w:tc>
+          <w:tcPr>
+            <w:tcW w:type="dxa" w:w="1504"/>
+          </w:tcPr>
+          <w:p>
+            <w:pPr/>
+            <w:r>
+              <w:rPr>
+                <w:sz w:val="19"/>
+              </w:rPr>
+              <w:t>1</w:t>
+            </w:r>
+          </w:p>
+        </w:tc>
+        <w:tc>
+          <w:tcPr>
+            <w:tcW w:type="dxa" w:w="1504"/>
+          </w:tcPr>
+          <w:p>
+            <w:pPr/>
+            <w:r>
+              <w:rPr>
+                <w:sz w:val="19"/>
+              </w:rPr>
+              <w:t>Autenticación (Login/Registro)</w:t>
+            </w:r>
+          </w:p>
+        </w:tc>
+        <w:tc>
+          <w:tcPr>
+            <w:tcW w:type="dxa" w:w="1504"/>
+          </w:tcPr>
+          <w:p>
+            <w:pPr/>
+            <w:r>
+              <w:rPr>
+                <w:sz w:val="19"/>
+              </w:rPr>
+              <w:t>Completado</w:t>
+            </w:r>
+          </w:p>
+        </w:tc>
+        <w:tc>
+          <w:tcPr>
+            <w:tcW w:type="dxa" w:w="1504"/>
+          </w:tcPr>
+          <w:p>
+            <w:pPr/>
+            <w:r>
+              <w:rPr>
+                <w:sz w:val="19"/>
+              </w:rPr>
+              <w:t>100%</w:t>
+            </w:r>
+          </w:p>
+        </w:tc>
+        <w:tc>
+          <w:tcPr>
+            <w:tcW w:type="dxa" w:w="1504"/>
+          </w:tcPr>
+          <w:p>
+            <w:pPr/>
+            <w:r>
+              <w:rPr>
+                <w:sz w:val="19"/>
+              </w:rPr>
+              <w:t>Rivadeneira, Wanke</w:t>
+            </w:r>
+          </w:p>
+        </w:tc>
+        <w:tc>
+          <w:tcPr>
+            <w:tcW w:type="dxa" w:w="1504"/>
+          </w:tcPr>
+          <w:p>
+            <w:pPr/>
+            <w:r>
+              <w:rPr>
+                <w:sz w:val="19"/>
+              </w:rPr>
+              <w:t>22/05/2026</w:t>
+            </w:r>
+          </w:p>
+        </w:tc>
+      </w:tr>
+      <w:tr>
+        <w:tc>
+          <w:tcPr>
+            <w:tcW w:type="dxa" w:w="1504"/>
+          </w:tcPr>
+          <w:p>
+            <w:pPr/>
+            <w:r>
+              <w:rPr>
+                <w:sz w:val="19"/>
+              </w:rPr>
+              <w:t>2</w:t>
+            </w:r>
+          </w:p>
+        </w:tc>
+        <w:tc>
+          <w:tcPr>
+            <w:tcW w:type="dxa" w:w="1504"/>
+          </w:tcPr>
+          <w:p>
+            <w:pPr/>
+            <w:r>
+              <w:rPr>
+                <w:sz w:val="19"/>
+              </w:rPr>
+              <w:t>Gestión de Activos (Equipos MVC)</w:t>
+            </w:r>
+          </w:p>
+        </w:tc>
+        <w:tc>
+          <w:tcPr>
+            <w:tcW w:type="dxa" w:w="1504"/>
+          </w:tcPr>
+          <w:p>
+            <w:pPr/>
+            <w:r>
+              <w:rPr>
+                <w:sz w:val="19"/>
+              </w:rPr>
+              <w:t>Completado</w:t>
+            </w:r>
+          </w:p>
+        </w:tc>
+        <w:tc>
+          <w:tcPr>
+            <w:tcW w:type="dxa" w:w="1504"/>
+          </w:tcPr>
+          <w:p>
+            <w:pPr/>
+            <w:r>
+              <w:rPr>
+                <w:sz w:val="19"/>
+              </w:rPr>
+              <w:t>100%</w:t>
+            </w:r>
+          </w:p>
+        </w:tc>
+        <w:tc>
+          <w:tcPr>
+            <w:tcW w:type="dxa" w:w="1504"/>
+          </w:tcPr>
+          <w:p>
+            <w:pPr/>
+            <w:r>
+              <w:rPr>
+                <w:sz w:val="19"/>
+              </w:rPr>
+              <w:t>Sabando, Icaza</w:t>
+            </w:r>
+          </w:p>
+        </w:tc>
+        <w:tc>
+          <w:tcPr>
+            <w:tcW w:type="dxa" w:w="1504"/>
+          </w:tcPr>
+          <w:p>
+            <w:pPr/>
+            <w:r>
+              <w:rPr>
+                <w:sz w:val="19"/>
+              </w:rPr>
+              <w:t>17/07/2026</w:t>
+            </w:r>
+          </w:p>
+        </w:tc>
+      </w:tr>
+      <w:tr>
+        <w:tc>
+          <w:tcPr>
+            <w:tcW w:type="dxa" w:w="1504"/>
+          </w:tcPr>
+          <w:p>
+            <w:pPr/>
+            <w:r>
+              <w:rPr>
+                <w:sz w:val="19"/>
+              </w:rPr>
+              <w:t>3</w:t>
+            </w:r>
+          </w:p>
+        </w:tc>
+        <w:tc>
+          <w:tcPr>
+            <w:tcW w:type="dxa" w:w="1504"/>
+          </w:tcPr>
+          <w:p>
+            <w:pPr/>
+            <w:r>
+              <w:rPr>
+                <w:sz w:val="19"/>
+              </w:rPr>
+              <w:t>Mantenimiento Preventivo (Turnos)</w:t>
+            </w:r>
+          </w:p>
+        </w:tc>
+        <w:tc>
+          <w:tcPr>
+            <w:tcW w:type="dxa" w:w="1504"/>
+          </w:tcPr>
+          <w:p>
+            <w:pPr/>
+            <w:r>
+              <w:rPr>
+                <w:sz w:val="19"/>
+              </w:rPr>
+              <w:t>Completado</w:t>
+            </w:r>
+          </w:p>
+        </w:tc>
+        <w:tc>
+          <w:tcPr>
+            <w:tcW w:type="dxa" w:w="1504"/>
+          </w:tcPr>
+          <w:p>
+            <w:pPr/>
+            <w:r>
+              <w:rPr>
+                <w:sz w:val="19"/>
+              </w:rPr>
+              <w:t>100%</w:t>
+            </w:r>
+          </w:p>
+        </w:tc>
+        <w:tc>
+          <w:tcPr>
+            <w:tcW w:type="dxa" w:w="1504"/>
+          </w:tcPr>
+          <w:p>
+            <w:pPr/>
+            <w:r>
+              <w:rPr>
+                <w:sz w:val="19"/>
+              </w:rPr>
+              <w:t>Barco, Santos</w:t>
+            </w:r>
+          </w:p>
+        </w:tc>
+        <w:tc>
+          <w:tcPr>
+            <w:tcW w:type="dxa" w:w="1504"/>
+          </w:tcPr>
+          <w:p>
+            <w:pPr/>
+            <w:r>
+              <w:rPr>
+                <w:sz w:val="19"/>
+              </w:rPr>
+              <w:t>17/07/2026</w:t>
+            </w:r>
+          </w:p>
+        </w:tc>
+      </w:tr>
+      <w:tr>
+        <w:tc>
+          <w:tcPr>
+            <w:tcW w:type="dxa" w:w="1504"/>
+          </w:tcPr>
+          <w:p>
+            <w:pPr/>
+            <w:r>
+              <w:rPr>
+                <w:sz w:val="19"/>
+              </w:rPr>
+              <w:t>4</w:t>
+            </w:r>
+          </w:p>
+        </w:tc>
+        <w:tc>
+          <w:tcPr>
+            <w:tcW w:type="dxa" w:w="1504"/>
+          </w:tcPr>
+          <w:p>
+            <w:pPr/>
+            <w:r>
+              <w:rPr>
+                <w:sz w:val="19"/>
+              </w:rPr>
+              <w:t>Alertas y Notificaciones</w:t>
+            </w:r>
+          </w:p>
+        </w:tc>
+        <w:tc>
+          <w:tcPr>
+            <w:tcW w:type="dxa" w:w="1504"/>
+          </w:tcPr>
+          <w:p>
+            <w:pPr/>
+            <w:r>
+              <w:rPr>
+                <w:sz w:val="19"/>
+              </w:rPr>
+              <w:t>Completado</w:t>
+            </w:r>
+          </w:p>
+        </w:tc>
+        <w:tc>
+          <w:tcPr>
+            <w:tcW w:type="dxa" w:w="1504"/>
+          </w:tcPr>
+          <w:p>
+            <w:pPr/>
+            <w:r>
+              <w:rPr>
+                <w:sz w:val="19"/>
+              </w:rPr>
+              <w:t>100%</w:t>
+            </w:r>
+          </w:p>
+        </w:tc>
+        <w:tc>
+          <w:tcPr>
+            <w:tcW w:type="dxa" w:w="1504"/>
+          </w:tcPr>
+          <w:p>
+            <w:pPr/>
+            <w:r>
+              <w:rPr>
+                <w:sz w:val="19"/>
+              </w:rPr>
+              <w:t>Salazar, Jama</w:t>
+            </w:r>
+          </w:p>
+        </w:tc>
+        <w:tc>
+          <w:tcPr>
+            <w:tcW w:type="dxa" w:w="1504"/>
+          </w:tcPr>
+          <w:p>
+            <w:pPr/>
+            <w:r>
+              <w:rPr>
+                <w:sz w:val="19"/>
+              </w:rPr>
+              <w:t>17/07/2026</w:t>
+            </w:r>
+          </w:p>
+        </w:tc>
+      </w:tr>
+      <w:tr>
+        <w:tc>
+          <w:tcPr>
+            <w:tcW w:type="dxa" w:w="1504"/>
+          </w:tcPr>
+          <w:p>
+            <w:pPr/>
+            <w:r>
+              <w:rPr>
+                <w:sz w:val="19"/>
+              </w:rPr>
+              <w:t>5</w:t>
+            </w:r>
+          </w:p>
+        </w:tc>
+        <w:tc>
+          <w:tcPr>
+            <w:tcW w:type="dxa" w:w="1504"/>
+          </w:tcPr>
+          <w:p>
+            <w:pPr/>
+            <w:r>
+              <w:rPr>
+                <w:sz w:val="19"/>
+              </w:rPr>
+              <w:t>Reporte de Incidentes (MVC)</w:t>
+            </w:r>
+          </w:p>
+        </w:tc>
+        <w:tc>
+          <w:tcPr>
+            <w:tcW w:type="dxa" w:w="1504"/>
+          </w:tcPr>
+          <w:p>
+            <w:pPr/>
+            <w:r>
+              <w:rPr>
+                <w:sz w:val="19"/>
+              </w:rPr>
+              <w:t>Completado</w:t>
+            </w:r>
+          </w:p>
+        </w:tc>
+        <w:tc>
+          <w:tcPr>
+            <w:tcW w:type="dxa" w:w="1504"/>
+          </w:tcPr>
+          <w:p>
+            <w:pPr/>
+            <w:r>
+              <w:rPr>
+                <w:sz w:val="19"/>
+              </w:rPr>
+              <w:t>100%</w:t>
+            </w:r>
+          </w:p>
+        </w:tc>
+        <w:tc>
+          <w:tcPr>
+            <w:tcW w:type="dxa" w:w="1504"/>
+          </w:tcPr>
+          <w:p>
+            <w:pPr/>
+            <w:r>
+              <w:rPr>
+                <w:sz w:val="19"/>
+              </w:rPr>
+              <w:t>Torre, Zavala</w:t>
+            </w:r>
+          </w:p>
+        </w:tc>
+        <w:tc>
+          <w:tcPr>
+            <w:tcW w:type="dxa" w:w="1504"/>
+          </w:tcPr>
+          <w:p>
+            <w:pPr/>
+            <w:r>
+              <w:rPr>
+                <w:sz w:val="19"/>
+              </w:rPr>
+              <w:t>17/07/2026</w:t>
+            </w:r>
+          </w:p>
+        </w:tc>
+      </w:tr>
+      <w:tr>
+        <w:tc>
+          <w:tcPr>
+            <w:tcW w:type="dxa" w:w="1504"/>
+          </w:tcPr>
+          <w:p>
+            <w:pPr/>
+            <w:r>
+              <w:rPr>
+                <w:sz w:val="19"/>
+              </w:rPr>
+              <w:t>6</w:t>
+            </w:r>
+          </w:p>
+        </w:tc>
+        <w:tc>
+          <w:tcPr>
+            <w:tcW w:type="dxa" w:w="1504"/>
+          </w:tcPr>
+          <w:p>
+            <w:pPr/>
+            <w:r>
+              <w:rPr>
+                <w:sz w:val="19"/>
+              </w:rPr>
+              <w:t>Seguridad Perimetral y Roles</w:t>
+            </w:r>
+          </w:p>
+        </w:tc>
+        <w:tc>
+          <w:tcPr>
+            <w:tcW w:type="dxa" w:w="1504"/>
+          </w:tcPr>
+          <w:p>
+            <w:pPr/>
+            <w:r>
+              <w:rPr>
+                <w:sz w:val="19"/>
+              </w:rPr>
+              <w:t>Completado</w:t>
+            </w:r>
+          </w:p>
+        </w:tc>
+        <w:tc>
+          <w:tcPr>
+            <w:tcW w:type="dxa" w:w="1504"/>
+          </w:tcPr>
+          <w:p>
+            <w:pPr/>
+            <w:r>
+              <w:rPr>
+                <w:sz w:val="19"/>
+              </w:rPr>
+              <w:t>100%</w:t>
+            </w:r>
+          </w:p>
+        </w:tc>
+        <w:tc>
+          <w:tcPr>
+            <w:tcW w:type="dxa" w:w="1504"/>
+          </w:tcPr>
+          <w:p>
+            <w:pPr/>
+            <w:r>
+              <w:rPr>
+                <w:sz w:val="19"/>
+              </w:rPr>
+              <w:t>Todos</w:t>
+            </w:r>
+          </w:p>
+        </w:tc>
+        <w:tc>
+          <w:tcPr>
+            <w:tcW w:type="dxa" w:w="1504"/>
+          </w:tcPr>
+          <w:p>
+            <w:pPr/>
+            <w:r>
+              <w:rPr>
+                <w:sz w:val="19"/>
+              </w:rPr>
+              <w:t>17/07/2026</w:t>
+            </w:r>
+          </w:p>
+        </w:tc>
+      </w:tr>
+      <w:tr>
+        <w:tc>
+          <w:tcPr>
+            <w:tcW w:type="dxa" w:w="1504"/>
+          </w:tcPr>
+          <w:p>
+            <w:pPr/>
+            <w:r>
+              <w:rPr>
+                <w:sz w:val="19"/>
+              </w:rPr>
+              <w:t>7</w:t>
+            </w:r>
+          </w:p>
+        </w:tc>
+        <w:tc>
+          <w:tcPr>
+            <w:tcW w:type="dxa" w:w="1504"/>
+          </w:tcPr>
+          <w:p>
+            <w:pPr/>
+            <w:r>
+              <w:rPr>
+                <w:sz w:val="19"/>
+              </w:rPr>
+              <w:t>Asignación y Estados de Citas</w:t>
+            </w:r>
+          </w:p>
+        </w:tc>
+        <w:tc>
+          <w:tcPr>
+            <w:tcW w:type="dxa" w:w="1504"/>
+          </w:tcPr>
+          <w:p>
+            <w:pPr/>
+            <w:r>
+              <w:rPr>
+                <w:sz w:val="19"/>
+              </w:rPr>
+              <w:t>Completado</w:t>
+            </w:r>
+          </w:p>
+        </w:tc>
+        <w:tc>
+          <w:tcPr>
+            <w:tcW w:type="dxa" w:w="1504"/>
+          </w:tcPr>
+          <w:p>
+            <w:pPr/>
+            <w:r>
+              <w:rPr>
+                <w:sz w:val="19"/>
+              </w:rPr>
+              <w:t>100%</w:t>
+            </w:r>
+          </w:p>
+        </w:tc>
+        <w:tc>
+          <w:tcPr>
+            <w:tcW w:type="dxa" w:w="1504"/>
+          </w:tcPr>
+          <w:p>
+            <w:pPr/>
+            <w:r>
+              <w:rPr>
+                <w:sz w:val="19"/>
+              </w:rPr>
+              <w:t>Equipo BD</w:t>
+            </w:r>
+          </w:p>
+        </w:tc>
+        <w:tc>
+          <w:tcPr>
+            <w:tcW w:type="dxa" w:w="1504"/>
+          </w:tcPr>
+          <w:p>
+            <w:pPr/>
+            <w:r>
+              <w:rPr>
+                <w:sz w:val="19"/>
+              </w:rPr>
+              <w:t>17/07/2026</w:t>
+            </w:r>
+          </w:p>
+        </w:tc>
+      </w:tr>
+      <w:tr>
+        <w:tc>
+          <w:tcPr>
+            <w:tcW w:type="dxa" w:w="1504"/>
+          </w:tcPr>
+          <w:p>
+            <w:pPr/>
+            <w:r>
+              <w:rPr>
+                <w:sz w:val="19"/>
+              </w:rPr>
+              <w:t>8</w:t>
+            </w:r>
+          </w:p>
+        </w:tc>
+        <w:tc>
+          <w:tcPr>
+            <w:tcW w:type="dxa" w:w="1504"/>
+          </w:tcPr>
+          <w:p>
+            <w:pPr/>
+            <w:r>
+              <w:rPr>
+                <w:sz w:val="19"/>
+              </w:rPr>
+              <w:t>Reportes Financieros (Pagos)</w:t>
+            </w:r>
+          </w:p>
+        </w:tc>
+        <w:tc>
+          <w:tcPr>
+            <w:tcW w:type="dxa" w:w="1504"/>
+          </w:tcPr>
+          <w:p>
+            <w:pPr/>
+            <w:r>
+              <w:rPr>
+                <w:sz w:val="19"/>
+              </w:rPr>
+              <w:t>Completado</w:t>
+            </w:r>
+          </w:p>
+        </w:tc>
+        <w:tc>
+          <w:tcPr>
+            <w:tcW w:type="dxa" w:w="1504"/>
+          </w:tcPr>
+          <w:p>
+            <w:pPr/>
+            <w:r>
+              <w:rPr>
+                <w:sz w:val="19"/>
+              </w:rPr>
+              <w:t>100%</w:t>
+            </w:r>
+          </w:p>
+        </w:tc>
+        <w:tc>
+          <w:tcPr>
+            <w:tcW w:type="dxa" w:w="1504"/>
+          </w:tcPr>
+          <w:p>
+            <w:pPr/>
+            <w:r>
+              <w:rPr>
+                <w:sz w:val="19"/>
+              </w:rPr>
+              <w:t>Equipo Análisis</w:t>
+            </w:r>
+          </w:p>
+        </w:tc>
+        <w:tc>
+          <w:tcPr>
+            <w:tcW w:type="dxa" w:w="1504"/>
+          </w:tcPr>
+          <w:p>
+            <w:pPr/>
+            <w:r>
+              <w:rPr>
+                <w:sz w:val="19"/>
+              </w:rPr>
+              <w:t>17/07/2026</w:t>
+            </w:r>
+          </w:p>
+        </w:tc>
+      </w:tr>
+    </w:tbl>
+    <w:p>
+      <w:r>
+        <w:br/>
+      </w:r>
+    </w:p>
+    <w:p>
+      <w:pPr>
+        <w:spacing w:before="240" w:after="120"/>
+      </w:pPr>
+      <w:r>
+        <w:rPr>
+          <w:b/>
+          <w:color w:val="004A91"/>
+          <w:sz w:val="24"/>
+        </w:rPr>
+        <w:t>LISTA DE ACCIONES COMPLETADAS</w:t>
+      </w:r>
+    </w:p>
+    <w:p>
+      <w:pPr>
+        <w:spacing w:after="80"/>
+        <w:ind w:left="360"/>
+      </w:pPr>
+      <w:r>
+        <w:t>• Completado: Estructura del backend organizada bajo patrón MVC completo y limpio con capa de vistas separada.</w:t>
+      </w:r>
+    </w:p>
+    <w:p>
+      <w:pPr>
+        <w:spacing w:after="80"/>
+        <w:ind w:left="360"/>
+      </w:pPr>
+      <w:r>
+        <w:t>• Completado: Generación de Manual de Usuario en formato docx bajo norma IEEE 1063-2001.</w:t>
+      </w:r>
+    </w:p>
+    <w:p>
+      <w:pPr>
+        <w:spacing w:after="80"/>
+        <w:ind w:left="360"/>
+      </w:pPr>
+      <w:r>
+        <w:t>• Completado: Generación de Manual Técnico en formato docx bajo norma IEEE 1016-2009.</w:t>
+      </w:r>
+    </w:p>
+    <w:p>
+      <w:pPr>
+        <w:spacing w:after="80"/>
+        <w:ind w:left="360"/>
+      </w:pPr>
+      <w:r>
+        <w:t>• Completado: Inserción del plan formal de mantenimiento de software (correctivo, adaptativo, perfectivo y preventivo) en el documento de políticas.</w:t>
+      </w:r>
+    </w:p>
+    <w:p>
+      <w:pPr>
+        <w:spacing w:after="80"/>
+        <w:ind w:left="360"/>
+      </w:pPr>
+      <w:r>
+        <w:t>• Completado: Cierre del repositorio local, pruebas y auditoría de software aprobadas con 100% de avance promedio general.</w:t>
+      </w:r>
+    </w:p>
+    <w:p>
+      <w:r>
+        <w:br/>
+      </w:r>
+    </w:p>
+    <w:p>
+      <w:pPr>
+        <w:spacing w:before="240" w:after="120"/>
+      </w:pPr>
+      <w:r>
+        <w:rPr>
+          <w:b/>
+          <w:color w:val="004A91"/>
+          <w:sz w:val="24"/>
+        </w:rPr>
+        <w:t>ANEXOS ADICIONALES</w:t>
+      </w:r>
+    </w:p>
+    <w:p>
+      <w:pPr>
+        <w:spacing w:after="80"/>
+        <w:ind w:left="360"/>
+      </w:pPr>
+      <w:r>
+        <w:t>• Manual de Usuario Oficial (Manual de usuario.docx)</w:t>
+      </w:r>
+    </w:p>
+    <w:p>
+      <w:pPr>
+        <w:spacing w:after="80"/>
+        <w:ind w:left="360"/>
+      </w:pPr>
+      <w:r>
+        <w:t>• Manual Técnico de Diseño Detallado (Manual tecnico.docx)</w:t>
+      </w:r>
+    </w:p>
+    <w:p>
+      <w:pPr>
+        <w:spacing w:after="80"/>
+        <w:ind w:left="360"/>
+      </w:pPr>
+      <w:r>
+        <w:t>• Plan de Mantenimiento de Software Integrado (Política de mantenimiento.docx)</w:t>
       </w:r>
     </w:p>
     <w:sectPr>

--- a/proyecto/proyecto/documentacion/Bitacora de actividades.docx
+++ b/proyecto/proyecto/documentacion/Bitacora de actividades.docx
@@ -5,11 +5,18 @@
     <w:p>
       <w:pPr>
         <w:spacing w:after="200"/>
+        <w:jc w:val="center"/>
+        <w:rPr>
+          <w:sz w:val="32"/>
+          <w:szCs w:val="32"/>
+        </w:rPr>
       </w:pPr>
       <w:r>
         <w:rPr>
           <w:b/>
           <w:bCs/>
+          <w:sz w:val="32"/>
+          <w:szCs w:val="32"/>
         </w:rPr>
         <w:t xml:space="preserve">Proyecto: </w:t>
       </w:r>
@@ -18,6 +25,8 @@
         <w:rPr>
           <w:b/>
           <w:bCs/>
+          <w:sz w:val="32"/>
+          <w:szCs w:val="32"/>
         </w:rPr>
         <w:t>PredictiveMaintain</w:t>
       </w:r>
@@ -72,12 +81,6 @@
         <w:gridCol w:w="984"/>
       </w:tblGrid>
       <w:tr>
-        <w:tblPrEx>
-          <w:tblCellMar>
-            <w:top w:w="0" w:type="dxa"/>
-            <w:bottom w:w="0" w:type="dxa"/>
-          </w:tblCellMar>
-        </w:tblPrEx>
         <w:trPr>
           <w:gridAfter w:val="2"/>
           <w:wAfter w:w="200" w:type="dxa"/>
@@ -148,12 +151,6 @@
         </w:tc>
       </w:tr>
       <w:tr>
-        <w:tblPrEx>
-          <w:tblCellMar>
-            <w:top w:w="0" w:type="dxa"/>
-            <w:bottom w:w="0" w:type="dxa"/>
-          </w:tblCellMar>
-        </w:tblPrEx>
         <w:trPr>
           <w:gridAfter w:val="2"/>
           <w:wAfter w:w="200" w:type="dxa"/>
@@ -213,12 +210,6 @@
         </w:tc>
       </w:tr>
       <w:tr>
-        <w:tblPrEx>
-          <w:tblCellMar>
-            <w:top w:w="0" w:type="dxa"/>
-            <w:bottom w:w="0" w:type="dxa"/>
-          </w:tblCellMar>
-        </w:tblPrEx>
         <w:trPr>
           <w:gridAfter w:val="2"/>
           <w:wAfter w:w="200" w:type="dxa"/>
@@ -273,12 +264,6 @@
         </w:tc>
       </w:tr>
       <w:tr>
-        <w:tblPrEx>
-          <w:tblCellMar>
-            <w:top w:w="0" w:type="dxa"/>
-            <w:bottom w:w="0" w:type="dxa"/>
-          </w:tblCellMar>
-        </w:tblPrEx>
         <w:trPr>
           <w:gridAfter w:val="2"/>
           <w:wAfter w:w="200" w:type="dxa"/>
@@ -333,12 +318,6 @@
         </w:tc>
       </w:tr>
       <w:tr>
-        <w:tblPrEx>
-          <w:tblCellMar>
-            <w:top w:w="0" w:type="dxa"/>
-            <w:bottom w:w="0" w:type="dxa"/>
-          </w:tblCellMar>
-        </w:tblPrEx>
         <w:tc>
           <w:tcPr>
             <w:tcW w:w="2800" w:type="dxa"/>
@@ -437,12 +416,6 @@
         </w:tc>
       </w:tr>
       <w:tr>
-        <w:tblPrEx>
-          <w:tblCellMar>
-            <w:top w:w="0" w:type="dxa"/>
-            <w:bottom w:w="0" w:type="dxa"/>
-          </w:tblCellMar>
-        </w:tblPrEx>
         <w:tc>
           <w:tcPr>
             <w:tcW w:w="2800" w:type="dxa"/>
@@ -529,12 +502,6 @@
         </w:tc>
       </w:tr>
       <w:tr>
-        <w:tblPrEx>
-          <w:tblCellMar>
-            <w:top w:w="0" w:type="dxa"/>
-            <w:bottom w:w="0" w:type="dxa"/>
-          </w:tblCellMar>
-        </w:tblPrEx>
         <w:trPr>
           <w:gridAfter w:val="2"/>
           <w:wAfter w:w="200" w:type="dxa"/>
@@ -583,26 +550,12 @@
           </w:tcPr>
           <w:p>
             <w:r>
-              <w:t xml:space="preserve">A través de la plataforma </w:t>
-            </w:r>
-            <w:proofErr w:type="gramStart"/>
-            <w:r>
-              <w:t>Zoom</w:t>
-            </w:r>
-            <w:proofErr w:type="gramEnd"/>
-            <w:r>
-              <w:t xml:space="preserve"> / Repositorio GitHub</w:t>
+              <w:t>A través de la plataforma Zoom / Repositorio GitHub</w:t>
             </w:r>
           </w:p>
         </w:tc>
       </w:tr>
       <w:tr>
-        <w:tblPrEx>
-          <w:tblCellMar>
-            <w:top w:w="0" w:type="dxa"/>
-            <w:bottom w:w="0" w:type="dxa"/>
-          </w:tblCellMar>
-        </w:tblPrEx>
         <w:trPr>
           <w:gridAfter w:val="2"/>
           <w:wAfter w:w="200" w:type="dxa"/>
@@ -685,12 +638,6 @@
         <w:gridCol w:w="2247"/>
       </w:tblGrid>
       <w:tr>
-        <w:tblPrEx>
-          <w:tblCellMar>
-            <w:top w:w="0" w:type="dxa"/>
-            <w:bottom w:w="0" w:type="dxa"/>
-          </w:tblCellMar>
-        </w:tblPrEx>
         <w:tc>
           <w:tcPr>
             <w:tcW w:w="0" w:type="auto"/>
@@ -760,12 +707,6 @@
         </w:tc>
       </w:tr>
       <w:tr>
-        <w:tblPrEx>
-          <w:tblCellMar>
-            <w:top w:w="0" w:type="dxa"/>
-            <w:bottom w:w="0" w:type="dxa"/>
-          </w:tblCellMar>
-        </w:tblPrEx>
         <w:tc>
           <w:tcPr>
             <w:tcW w:w="0" w:type="auto"/>
@@ -784,6 +725,9 @@
             </w:tcMar>
           </w:tcPr>
           <w:p>
+            <w:pPr>
+              <w:jc w:val="center"/>
+            </w:pPr>
             <w:r>
               <w:rPr>
                 <w:b/>
@@ -811,6 +755,9 @@
             </w:tcMar>
           </w:tcPr>
           <w:p>
+            <w:pPr>
+              <w:jc w:val="center"/>
+            </w:pPr>
             <w:r>
               <w:rPr>
                 <w:b/>
@@ -838,6 +785,9 @@
             </w:tcMar>
           </w:tcPr>
           <w:p>
+            <w:pPr>
+              <w:jc w:val="center"/>
+            </w:pPr>
             <w:r>
               <w:rPr>
                 <w:b/>
@@ -849,12 +799,6 @@
         </w:tc>
       </w:tr>
       <w:tr>
-        <w:tblPrEx>
-          <w:tblCellMar>
-            <w:top w:w="0" w:type="dxa"/>
-            <w:bottom w:w="0" w:type="dxa"/>
-          </w:tblCellMar>
-        </w:tblPrEx>
         <w:tc>
           <w:tcPr>
             <w:tcW w:w="0" w:type="auto"/>
@@ -872,6 +816,9 @@
             </w:tcMar>
           </w:tcPr>
           <w:p>
+            <w:pPr>
+              <w:jc w:val="center"/>
+            </w:pPr>
             <w:r>
               <w:t>Samuel Rivadeneira</w:t>
             </w:r>
@@ -894,6 +841,9 @@
             </w:tcMar>
           </w:tcPr>
           <w:p>
+            <w:pPr>
+              <w:jc w:val="center"/>
+            </w:pPr>
             <w:r>
               <w:t>Universidad de Guayaquil, Estudiante</w:t>
             </w:r>
@@ -916,6 +866,9 @@
             </w:tcMar>
           </w:tcPr>
           <w:p>
+            <w:pPr>
+              <w:jc w:val="center"/>
+            </w:pPr>
             <w:r>
               <w:t xml:space="preserve">Desarrollador </w:t>
             </w:r>
@@ -928,12 +881,6 @@
         </w:tc>
       </w:tr>
       <w:tr>
-        <w:tblPrEx>
-          <w:tblCellMar>
-            <w:top w:w="0" w:type="dxa"/>
-            <w:bottom w:w="0" w:type="dxa"/>
-          </w:tblCellMar>
-        </w:tblPrEx>
         <w:tc>
           <w:tcPr>
             <w:tcW w:w="0" w:type="auto"/>
@@ -951,6 +898,9 @@
             </w:tcMar>
           </w:tcPr>
           <w:p>
+            <w:pPr>
+              <w:jc w:val="center"/>
+            </w:pPr>
             <w:r>
               <w:t>Carl Wanke</w:t>
             </w:r>
@@ -973,6 +923,9 @@
             </w:tcMar>
           </w:tcPr>
           <w:p>
+            <w:pPr>
+              <w:jc w:val="center"/>
+            </w:pPr>
             <w:r>
               <w:t>Universidad de Guayaquil, Estudiante</w:t>
             </w:r>
@@ -995,6 +948,9 @@
             </w:tcMar>
           </w:tcPr>
           <w:p>
+            <w:pPr>
+              <w:jc w:val="center"/>
+            </w:pPr>
             <w:r>
               <w:t xml:space="preserve">Desarrollador </w:t>
             </w:r>
@@ -1007,12 +963,6 @@
         </w:tc>
       </w:tr>
       <w:tr>
-        <w:tblPrEx>
-          <w:tblCellMar>
-            <w:top w:w="0" w:type="dxa"/>
-            <w:bottom w:w="0" w:type="dxa"/>
-          </w:tblCellMar>
-        </w:tblPrEx>
         <w:tc>
           <w:tcPr>
             <w:tcW w:w="0" w:type="auto"/>
@@ -1030,6 +980,9 @@
             </w:tcMar>
           </w:tcPr>
           <w:p>
+            <w:pPr>
+              <w:jc w:val="center"/>
+            </w:pPr>
             <w:r>
               <w:t>Angello Sabando</w:t>
             </w:r>
@@ -1052,6 +1005,9 @@
             </w:tcMar>
           </w:tcPr>
           <w:p>
+            <w:pPr>
+              <w:jc w:val="center"/>
+            </w:pPr>
             <w:r>
               <w:t>Universidad de Guayaquil, Estudiante</w:t>
             </w:r>
@@ -1074,6 +1030,9 @@
             </w:tcMar>
           </w:tcPr>
           <w:p>
+            <w:pPr>
+              <w:jc w:val="center"/>
+            </w:pPr>
             <w:r>
               <w:t>Líder Técnico</w:t>
             </w:r>
@@ -1081,12 +1040,6 @@
         </w:tc>
       </w:tr>
       <w:tr>
-        <w:tblPrEx>
-          <w:tblCellMar>
-            <w:top w:w="0" w:type="dxa"/>
-            <w:bottom w:w="0" w:type="dxa"/>
-          </w:tblCellMar>
-        </w:tblPrEx>
         <w:tc>
           <w:tcPr>
             <w:tcW w:w="0" w:type="auto"/>
@@ -1104,6 +1057,9 @@
             </w:tcMar>
           </w:tcPr>
           <w:p>
+            <w:pPr>
+              <w:jc w:val="center"/>
+            </w:pPr>
             <w:r>
               <w:t>Diana Icaza</w:t>
             </w:r>
@@ -1126,6 +1082,9 @@
             </w:tcMar>
           </w:tcPr>
           <w:p>
+            <w:pPr>
+              <w:jc w:val="center"/>
+            </w:pPr>
             <w:r>
               <w:t>Universidad de Guayaquil, Estudiante</w:t>
             </w:r>
@@ -1148,6 +1107,9 @@
             </w:tcMar>
           </w:tcPr>
           <w:p>
+            <w:pPr>
+              <w:jc w:val="center"/>
+            </w:pPr>
             <w:r>
               <w:t>Gestora de BD</w:t>
             </w:r>
@@ -1155,12 +1117,6 @@
         </w:tc>
       </w:tr>
       <w:tr>
-        <w:tblPrEx>
-          <w:tblCellMar>
-            <w:top w:w="0" w:type="dxa"/>
-            <w:bottom w:w="0" w:type="dxa"/>
-          </w:tblCellMar>
-        </w:tblPrEx>
         <w:tc>
           <w:tcPr>
             <w:tcW w:w="0" w:type="auto"/>
@@ -1178,6 +1134,9 @@
             </w:tcMar>
           </w:tcPr>
           <w:p>
+            <w:pPr>
+              <w:jc w:val="center"/>
+            </w:pPr>
             <w:r>
               <w:t>Eliel Barco</w:t>
             </w:r>
@@ -1200,6 +1159,9 @@
             </w:tcMar>
           </w:tcPr>
           <w:p>
+            <w:pPr>
+              <w:jc w:val="center"/>
+            </w:pPr>
             <w:r>
               <w:t>Universidad de Guayaquil, Estudiante</w:t>
             </w:r>
@@ -1222,6 +1184,9 @@
             </w:tcMar>
           </w:tcPr>
           <w:p>
+            <w:pPr>
+              <w:jc w:val="center"/>
+            </w:pPr>
             <w:r>
               <w:t xml:space="preserve">Desarrollador </w:t>
             </w:r>
@@ -1234,12 +1199,6 @@
         </w:tc>
       </w:tr>
       <w:tr>
-        <w:tblPrEx>
-          <w:tblCellMar>
-            <w:top w:w="0" w:type="dxa"/>
-            <w:bottom w:w="0" w:type="dxa"/>
-          </w:tblCellMar>
-        </w:tblPrEx>
         <w:tc>
           <w:tcPr>
             <w:tcW w:w="0" w:type="auto"/>
@@ -1257,6 +1216,9 @@
             </w:tcMar>
           </w:tcPr>
           <w:p>
+            <w:pPr>
+              <w:jc w:val="center"/>
+            </w:pPr>
             <w:r>
               <w:t>Martín Santos</w:t>
             </w:r>
@@ -1279,6 +1241,9 @@
             </w:tcMar>
           </w:tcPr>
           <w:p>
+            <w:pPr>
+              <w:jc w:val="center"/>
+            </w:pPr>
             <w:r>
               <w:t>Universidad de Guayaquil, Estudiante</w:t>
             </w:r>
@@ -1301,6 +1266,9 @@
             </w:tcMar>
           </w:tcPr>
           <w:p>
+            <w:pPr>
+              <w:jc w:val="center"/>
+            </w:pPr>
             <w:r>
               <w:t>Arquitecto del Sistema</w:t>
             </w:r>
@@ -1308,12 +1276,6 @@
         </w:tc>
       </w:tr>
       <w:tr>
-        <w:tblPrEx>
-          <w:tblCellMar>
-            <w:top w:w="0" w:type="dxa"/>
-            <w:bottom w:w="0" w:type="dxa"/>
-          </w:tblCellMar>
-        </w:tblPrEx>
         <w:tc>
           <w:tcPr>
             <w:tcW w:w="0" w:type="auto"/>
@@ -1331,6 +1293,9 @@
             </w:tcMar>
           </w:tcPr>
           <w:p>
+            <w:pPr>
+              <w:jc w:val="center"/>
+            </w:pPr>
             <w:r>
               <w:t>Isaac Salazar</w:t>
             </w:r>
@@ -1353,6 +1318,9 @@
             </w:tcMar>
           </w:tcPr>
           <w:p>
+            <w:pPr>
+              <w:jc w:val="center"/>
+            </w:pPr>
             <w:r>
               <w:t>Universidad de Guayaquil, Estudiante</w:t>
             </w:r>
@@ -1375,6 +1343,9 @@
             </w:tcMar>
           </w:tcPr>
           <w:p>
+            <w:pPr>
+              <w:jc w:val="center"/>
+            </w:pPr>
             <w:r>
               <w:t>Documentación</w:t>
             </w:r>
@@ -1382,12 +1353,6 @@
         </w:tc>
       </w:tr>
       <w:tr>
-        <w:tblPrEx>
-          <w:tblCellMar>
-            <w:top w:w="0" w:type="dxa"/>
-            <w:bottom w:w="0" w:type="dxa"/>
-          </w:tblCellMar>
-        </w:tblPrEx>
         <w:tc>
           <w:tcPr>
             <w:tcW w:w="0" w:type="auto"/>
@@ -1405,6 +1370,9 @@
             </w:tcMar>
           </w:tcPr>
           <w:p>
+            <w:pPr>
+              <w:jc w:val="center"/>
+            </w:pPr>
             <w:r>
               <w:t>Joao Jama</w:t>
             </w:r>
@@ -1427,6 +1395,9 @@
             </w:tcMar>
           </w:tcPr>
           <w:p>
+            <w:pPr>
+              <w:jc w:val="center"/>
+            </w:pPr>
             <w:r>
               <w:t>Universidad de Guayaquil, Estudiante</w:t>
             </w:r>
@@ -1449,6 +1420,9 @@
             </w:tcMar>
           </w:tcPr>
           <w:p>
+            <w:pPr>
+              <w:jc w:val="center"/>
+            </w:pPr>
             <w:r>
               <w:t>QA/</w:t>
             </w:r>
@@ -1461,12 +1435,6 @@
         </w:tc>
       </w:tr>
       <w:tr>
-        <w:tblPrEx>
-          <w:tblCellMar>
-            <w:top w:w="0" w:type="dxa"/>
-            <w:bottom w:w="0" w:type="dxa"/>
-          </w:tblCellMar>
-        </w:tblPrEx>
         <w:tc>
           <w:tcPr>
             <w:tcW w:w="0" w:type="auto"/>
@@ -1484,6 +1452,9 @@
             </w:tcMar>
           </w:tcPr>
           <w:p>
+            <w:pPr>
+              <w:jc w:val="center"/>
+            </w:pPr>
             <w:r>
               <w:t>Ángel De la Torre</w:t>
             </w:r>
@@ -1506,6 +1477,9 @@
             </w:tcMar>
           </w:tcPr>
           <w:p>
+            <w:pPr>
+              <w:jc w:val="center"/>
+            </w:pPr>
             <w:r>
               <w:t>Universidad de Guayaquil, Estudiante</w:t>
             </w:r>
@@ -1528,6 +1502,9 @@
             </w:tcMar>
           </w:tcPr>
           <w:p>
+            <w:pPr>
+              <w:jc w:val="center"/>
+            </w:pPr>
             <w:r>
               <w:t xml:space="preserve">Desarrollador </w:t>
             </w:r>
@@ -1540,12 +1517,6 @@
         </w:tc>
       </w:tr>
       <w:tr>
-        <w:tblPrEx>
-          <w:tblCellMar>
-            <w:top w:w="0" w:type="dxa"/>
-            <w:bottom w:w="0" w:type="dxa"/>
-          </w:tblCellMar>
-        </w:tblPrEx>
         <w:tc>
           <w:tcPr>
             <w:tcW w:w="0" w:type="auto"/>
@@ -1563,6 +1534,9 @@
             </w:tcMar>
           </w:tcPr>
           <w:p>
+            <w:pPr>
+              <w:jc w:val="center"/>
+            </w:pPr>
             <w:r>
               <w:t>Erick Zavala</w:t>
             </w:r>
@@ -1585,6 +1559,9 @@
             </w:tcMar>
           </w:tcPr>
           <w:p>
+            <w:pPr>
+              <w:jc w:val="center"/>
+            </w:pPr>
             <w:r>
               <w:t>Universidad de Guayaquil, Estudiante</w:t>
             </w:r>
@@ -1607,6 +1584,9 @@
             </w:tcMar>
           </w:tcPr>
           <w:p>
+            <w:pPr>
+              <w:jc w:val="center"/>
+            </w:pPr>
             <w:r>
               <w:t>DevOps</w:t>
             </w:r>
@@ -1621,7 +1601,7 @@
     </w:p>
     <w:p>
       <w:pPr>
-        <w:spacing w:after="100"/>
+        <w:spacing w:after="240"/>
       </w:pPr>
       <w:r>
         <w:rPr>
@@ -1633,10 +1613,15 @@
     </w:p>
     <w:p>
       <w:pPr>
+        <w:pStyle w:val="Prrafodelista"/>
+        <w:numPr>
+          <w:ilvl w:val="0"/>
+          <w:numId w:val="9"/>
+        </w:numPr>
         <w:spacing w:after="100"/>
       </w:pPr>
       <w:r>
-        <w:t xml:space="preserve">• Revisión del avance en la implementación de módulos del sistema </w:t>
+        <w:t xml:space="preserve">Revisión del avance en la implementación de módulos del sistema </w:t>
       </w:r>
       <w:proofErr w:type="spellStart"/>
       <w:r>
@@ -1646,59 +1631,94 @@
     </w:p>
     <w:p>
       <w:pPr>
+        <w:pStyle w:val="Prrafodelista"/>
+        <w:numPr>
+          <w:ilvl w:val="0"/>
+          <w:numId w:val="9"/>
+        </w:numPr>
         <w:spacing w:after="100"/>
       </w:pPr>
       <w:r>
-        <w:t>• Estado actual: Módulo de Autenticación completado al 100%</w:t>
+        <w:t>Estado actual: Módulo de Autenticación completado al 100%</w:t>
       </w:r>
     </w:p>
     <w:p>
       <w:pPr>
+        <w:pStyle w:val="Prrafodelista"/>
+        <w:numPr>
+          <w:ilvl w:val="0"/>
+          <w:numId w:val="9"/>
+        </w:numPr>
         <w:spacing w:after="100"/>
       </w:pPr>
       <w:r>
-        <w:t>• Módulos en desarrollo: Gestión de Activos (75%), Mantenimiento Preventivo (60%), Alertas y Notificaciones (50%)</w:t>
+        <w:t>Módulos en desarrollo: Gestión de Activos (75%), Mantenimiento Preventivo (60%), Alertas y Notificaciones (50%)</w:t>
       </w:r>
     </w:p>
     <w:p>
       <w:pPr>
+        <w:pStyle w:val="Prrafodelista"/>
+        <w:numPr>
+          <w:ilvl w:val="0"/>
+          <w:numId w:val="9"/>
+        </w:numPr>
         <w:spacing w:after="100"/>
       </w:pPr>
       <w:r>
-        <w:t>• Módulos en planificación: Reporte de Incidentes (20%), Seguridad Perimetral (30%), Asignación de Turnos (15%), Reportes y Análisis (10%)</w:t>
+        <w:t>Módulos en planificación: Reporte de Incidentes (20%), Seguridad Perimetral (30%), Asignación de Turnos (15%), Reportes y Análisis (10%)</w:t>
       </w:r>
     </w:p>
     <w:p>
       <w:pPr>
+        <w:pStyle w:val="Prrafodelista"/>
+        <w:numPr>
+          <w:ilvl w:val="0"/>
+          <w:numId w:val="9"/>
+        </w:numPr>
         <w:spacing w:after="100"/>
       </w:pPr>
       <w:r>
-        <w:t>• Porcentaje promedio de avance general: 46.9%</w:t>
+        <w:lastRenderedPageBreak/>
+        <w:t>Porcentaje promedio de avance general: 46.9%</w:t>
       </w:r>
     </w:p>
     <w:p>
       <w:pPr>
+        <w:pStyle w:val="Prrafodelista"/>
+        <w:numPr>
+          <w:ilvl w:val="0"/>
+          <w:numId w:val="8"/>
+        </w:numPr>
         <w:spacing w:after="100"/>
       </w:pPr>
       <w:r>
-        <w:lastRenderedPageBreak/>
-        <w:t>• Revisión de cronograma de implementación y fechas estimadas de entrega</w:t>
+        <w:t>Revisión de cronograma de implementación y fechas estimadas de entrega</w:t>
       </w:r>
     </w:p>
     <w:p>
       <w:pPr>
+        <w:pStyle w:val="Prrafodelista"/>
+        <w:numPr>
+          <w:ilvl w:val="0"/>
+          <w:numId w:val="8"/>
+        </w:numPr>
         <w:spacing w:after="100"/>
       </w:pPr>
       <w:r>
-        <w:t>• Asignación de responsables por módulo y seguimiento de actividades</w:t>
+        <w:t>Asignación de responsables por módulo y seguimiento de actividades</w:t>
       </w:r>
     </w:p>
     <w:p>
       <w:pPr>
+        <w:pStyle w:val="Prrafodelista"/>
+        <w:numPr>
+          <w:ilvl w:val="0"/>
+          <w:numId w:val="8"/>
+        </w:numPr>
         <w:spacing w:after="200"/>
       </w:pPr>
       <w:r>
-        <w:t>• Actualización de documentación técnica y repositorio GitHub</w:t>
+        <w:t>Actualización de documentación técnica y repositorio GitHub</w:t>
       </w:r>
     </w:p>
     <w:p>
@@ -1731,23 +1751,17 @@
         <w:tblLook w:val="04A0" w:firstRow="1" w:lastRow="0" w:firstColumn="1" w:lastColumn="0" w:noHBand="0" w:noVBand="1"/>
       </w:tblPr>
       <w:tblGrid>
-        <w:gridCol w:w="440"/>
-        <w:gridCol w:w="3056"/>
-        <w:gridCol w:w="1547"/>
-        <w:gridCol w:w="907"/>
-        <w:gridCol w:w="2047"/>
-        <w:gridCol w:w="1363"/>
+        <w:gridCol w:w="385"/>
+        <w:gridCol w:w="3217"/>
+        <w:gridCol w:w="1519"/>
+        <w:gridCol w:w="890"/>
+        <w:gridCol w:w="2010"/>
+        <w:gridCol w:w="1339"/>
       </w:tblGrid>
       <w:tr>
-        <w:tblPrEx>
-          <w:tblCellMar>
-            <w:top w:w="0" w:type="dxa"/>
-            <w:bottom w:w="0" w:type="dxa"/>
-          </w:tblCellMar>
-        </w:tblPrEx>
-        <w:tc>
-          <w:tcPr>
-            <w:tcW w:w="0" w:type="auto"/>
+        <w:tc>
+          <w:tcPr>
+            <w:tcW w:w="279" w:type="dxa"/>
             <w:tcBorders>
               <w:top w:val="single" w:sz="4" w:space="0" w:color="000000"/>
               <w:left w:val="single" w:sz="4" w:space="0" w:color="000000"/>
@@ -1777,7 +1791,7 @@
         </w:tc>
         <w:tc>
           <w:tcPr>
-            <w:tcW w:w="0" w:type="auto"/>
+            <w:tcW w:w="3217" w:type="dxa"/>
             <w:tcBorders>
               <w:top w:val="single" w:sz="4" w:space="0" w:color="000000"/>
               <w:left w:val="single" w:sz="4" w:space="0" w:color="000000"/>
@@ -1917,21 +1931,16 @@
         </w:tc>
       </w:tr>
       <w:tr>
-        <w:tblPrEx>
-          <w:tblCellMar>
-            <w:top w:w="0" w:type="dxa"/>
-            <w:bottom w:w="0" w:type="dxa"/>
-          </w:tblCellMar>
-        </w:tblPrEx>
-        <w:tc>
-          <w:tcPr>
-            <w:tcW w:w="0" w:type="auto"/>
-            <w:tcBorders>
-              <w:top w:val="single" w:sz="4" w:space="0" w:color="000000"/>
-              <w:left w:val="single" w:sz="4" w:space="0" w:color="000000"/>
-              <w:bottom w:val="single" w:sz="4" w:space="0" w:color="000000"/>
-              <w:right w:val="single" w:sz="4" w:space="0" w:color="000000"/>
-            </w:tcBorders>
+        <w:tc>
+          <w:tcPr>
+            <w:tcW w:w="279" w:type="dxa"/>
+            <w:tcBorders>
+              <w:top w:val="single" w:sz="4" w:space="0" w:color="000000"/>
+              <w:left w:val="single" w:sz="4" w:space="0" w:color="000000"/>
+              <w:bottom w:val="single" w:sz="4" w:space="0" w:color="000000"/>
+              <w:right w:val="single" w:sz="4" w:space="0" w:color="000000"/>
+            </w:tcBorders>
+            <w:shd w:val="clear" w:color="auto" w:fill="BFBFBF" w:themeFill="background1" w:themeFillShade="BF"/>
             <w:tcMar>
               <w:top w:w="80" w:type="dxa"/>
               <w:left w:w="80" w:type="dxa"/>
@@ -1947,7 +1956,7 @@
         </w:tc>
         <w:tc>
           <w:tcPr>
-            <w:tcW w:w="0" w:type="auto"/>
+            <w:tcW w:w="3217" w:type="dxa"/>
             <w:tcBorders>
               <w:top w:val="single" w:sz="4" w:space="0" w:color="000000"/>
               <w:left w:val="single" w:sz="4" w:space="0" w:color="000000"/>
@@ -2062,21 +2071,16 @@
         </w:tc>
       </w:tr>
       <w:tr>
-        <w:tblPrEx>
-          <w:tblCellMar>
-            <w:top w:w="0" w:type="dxa"/>
-            <w:bottom w:w="0" w:type="dxa"/>
-          </w:tblCellMar>
-        </w:tblPrEx>
-        <w:tc>
-          <w:tcPr>
-            <w:tcW w:w="0" w:type="auto"/>
-            <w:tcBorders>
-              <w:top w:val="single" w:sz="4" w:space="0" w:color="000000"/>
-              <w:left w:val="single" w:sz="4" w:space="0" w:color="000000"/>
-              <w:bottom w:val="single" w:sz="4" w:space="0" w:color="000000"/>
-              <w:right w:val="single" w:sz="4" w:space="0" w:color="000000"/>
-            </w:tcBorders>
+        <w:tc>
+          <w:tcPr>
+            <w:tcW w:w="279" w:type="dxa"/>
+            <w:tcBorders>
+              <w:top w:val="single" w:sz="4" w:space="0" w:color="000000"/>
+              <w:left w:val="single" w:sz="4" w:space="0" w:color="000000"/>
+              <w:bottom w:val="single" w:sz="4" w:space="0" w:color="000000"/>
+              <w:right w:val="single" w:sz="4" w:space="0" w:color="000000"/>
+            </w:tcBorders>
+            <w:shd w:val="clear" w:color="auto" w:fill="BFBFBF" w:themeFill="background1" w:themeFillShade="BF"/>
             <w:tcMar>
               <w:top w:w="80" w:type="dxa"/>
               <w:left w:w="80" w:type="dxa"/>
@@ -2092,7 +2096,7 @@
         </w:tc>
         <w:tc>
           <w:tcPr>
-            <w:tcW w:w="0" w:type="auto"/>
+            <w:tcW w:w="3217" w:type="dxa"/>
             <w:tcBorders>
               <w:top w:val="single" w:sz="4" w:space="0" w:color="000000"/>
               <w:left w:val="single" w:sz="4" w:space="0" w:color="000000"/>
@@ -2207,21 +2211,16 @@
         </w:tc>
       </w:tr>
       <w:tr>
-        <w:tblPrEx>
-          <w:tblCellMar>
-            <w:top w:w="0" w:type="dxa"/>
-            <w:bottom w:w="0" w:type="dxa"/>
-          </w:tblCellMar>
-        </w:tblPrEx>
-        <w:tc>
-          <w:tcPr>
-            <w:tcW w:w="0" w:type="auto"/>
-            <w:tcBorders>
-              <w:top w:val="single" w:sz="4" w:space="0" w:color="000000"/>
-              <w:left w:val="single" w:sz="4" w:space="0" w:color="000000"/>
-              <w:bottom w:val="single" w:sz="4" w:space="0" w:color="000000"/>
-              <w:right w:val="single" w:sz="4" w:space="0" w:color="000000"/>
-            </w:tcBorders>
+        <w:tc>
+          <w:tcPr>
+            <w:tcW w:w="279" w:type="dxa"/>
+            <w:tcBorders>
+              <w:top w:val="single" w:sz="4" w:space="0" w:color="000000"/>
+              <w:left w:val="single" w:sz="4" w:space="0" w:color="000000"/>
+              <w:bottom w:val="single" w:sz="4" w:space="0" w:color="000000"/>
+              <w:right w:val="single" w:sz="4" w:space="0" w:color="000000"/>
+            </w:tcBorders>
+            <w:shd w:val="clear" w:color="auto" w:fill="BFBFBF" w:themeFill="background1" w:themeFillShade="BF"/>
             <w:tcMar>
               <w:top w:w="80" w:type="dxa"/>
               <w:left w:w="80" w:type="dxa"/>
@@ -2237,7 +2236,7 @@
         </w:tc>
         <w:tc>
           <w:tcPr>
-            <w:tcW w:w="0" w:type="auto"/>
+            <w:tcW w:w="3217" w:type="dxa"/>
             <w:tcBorders>
               <w:top w:val="single" w:sz="4" w:space="0" w:color="000000"/>
               <w:left w:val="single" w:sz="4" w:space="0" w:color="000000"/>
@@ -2352,21 +2351,16 @@
         </w:tc>
       </w:tr>
       <w:tr>
-        <w:tblPrEx>
-          <w:tblCellMar>
-            <w:top w:w="0" w:type="dxa"/>
-            <w:bottom w:w="0" w:type="dxa"/>
-          </w:tblCellMar>
-        </w:tblPrEx>
-        <w:tc>
-          <w:tcPr>
-            <w:tcW w:w="0" w:type="auto"/>
-            <w:tcBorders>
-              <w:top w:val="single" w:sz="4" w:space="0" w:color="000000"/>
-              <w:left w:val="single" w:sz="4" w:space="0" w:color="000000"/>
-              <w:bottom w:val="single" w:sz="4" w:space="0" w:color="000000"/>
-              <w:right w:val="single" w:sz="4" w:space="0" w:color="000000"/>
-            </w:tcBorders>
+        <w:tc>
+          <w:tcPr>
+            <w:tcW w:w="279" w:type="dxa"/>
+            <w:tcBorders>
+              <w:top w:val="single" w:sz="4" w:space="0" w:color="000000"/>
+              <w:left w:val="single" w:sz="4" w:space="0" w:color="000000"/>
+              <w:bottom w:val="single" w:sz="4" w:space="0" w:color="000000"/>
+              <w:right w:val="single" w:sz="4" w:space="0" w:color="000000"/>
+            </w:tcBorders>
+            <w:shd w:val="clear" w:color="auto" w:fill="BFBFBF" w:themeFill="background1" w:themeFillShade="BF"/>
             <w:tcMar>
               <w:top w:w="80" w:type="dxa"/>
               <w:left w:w="80" w:type="dxa"/>
@@ -2382,7 +2376,7 @@
         </w:tc>
         <w:tc>
           <w:tcPr>
-            <w:tcW w:w="0" w:type="auto"/>
+            <w:tcW w:w="3217" w:type="dxa"/>
             <w:tcBorders>
               <w:top w:val="single" w:sz="4" w:space="0" w:color="000000"/>
               <w:left w:val="single" w:sz="4" w:space="0" w:color="000000"/>
@@ -2497,21 +2491,16 @@
         </w:tc>
       </w:tr>
       <w:tr>
-        <w:tblPrEx>
-          <w:tblCellMar>
-            <w:top w:w="0" w:type="dxa"/>
-            <w:bottom w:w="0" w:type="dxa"/>
-          </w:tblCellMar>
-        </w:tblPrEx>
-        <w:tc>
-          <w:tcPr>
-            <w:tcW w:w="0" w:type="auto"/>
-            <w:tcBorders>
-              <w:top w:val="single" w:sz="4" w:space="0" w:color="000000"/>
-              <w:left w:val="single" w:sz="4" w:space="0" w:color="000000"/>
-              <w:bottom w:val="single" w:sz="4" w:space="0" w:color="000000"/>
-              <w:right w:val="single" w:sz="4" w:space="0" w:color="000000"/>
-            </w:tcBorders>
+        <w:tc>
+          <w:tcPr>
+            <w:tcW w:w="279" w:type="dxa"/>
+            <w:tcBorders>
+              <w:top w:val="single" w:sz="4" w:space="0" w:color="000000"/>
+              <w:left w:val="single" w:sz="4" w:space="0" w:color="000000"/>
+              <w:bottom w:val="single" w:sz="4" w:space="0" w:color="000000"/>
+              <w:right w:val="single" w:sz="4" w:space="0" w:color="000000"/>
+            </w:tcBorders>
+            <w:shd w:val="clear" w:color="auto" w:fill="BFBFBF" w:themeFill="background1" w:themeFillShade="BF"/>
             <w:tcMar>
               <w:top w:w="80" w:type="dxa"/>
               <w:left w:w="80" w:type="dxa"/>
@@ -2527,7 +2516,7 @@
         </w:tc>
         <w:tc>
           <w:tcPr>
-            <w:tcW w:w="0" w:type="auto"/>
+            <w:tcW w:w="3217" w:type="dxa"/>
             <w:tcBorders>
               <w:top w:val="single" w:sz="4" w:space="0" w:color="000000"/>
               <w:left w:val="single" w:sz="4" w:space="0" w:color="000000"/>
@@ -2642,21 +2631,16 @@
         </w:tc>
       </w:tr>
       <w:tr>
-        <w:tblPrEx>
-          <w:tblCellMar>
-            <w:top w:w="0" w:type="dxa"/>
-            <w:bottom w:w="0" w:type="dxa"/>
-          </w:tblCellMar>
-        </w:tblPrEx>
-        <w:tc>
-          <w:tcPr>
-            <w:tcW w:w="0" w:type="auto"/>
-            <w:tcBorders>
-              <w:top w:val="single" w:sz="4" w:space="0" w:color="000000"/>
-              <w:left w:val="single" w:sz="4" w:space="0" w:color="000000"/>
-              <w:bottom w:val="single" w:sz="4" w:space="0" w:color="000000"/>
-              <w:right w:val="single" w:sz="4" w:space="0" w:color="000000"/>
-            </w:tcBorders>
+        <w:tc>
+          <w:tcPr>
+            <w:tcW w:w="279" w:type="dxa"/>
+            <w:tcBorders>
+              <w:top w:val="single" w:sz="4" w:space="0" w:color="000000"/>
+              <w:left w:val="single" w:sz="4" w:space="0" w:color="000000"/>
+              <w:bottom w:val="single" w:sz="4" w:space="0" w:color="000000"/>
+              <w:right w:val="single" w:sz="4" w:space="0" w:color="000000"/>
+            </w:tcBorders>
+            <w:shd w:val="clear" w:color="auto" w:fill="BFBFBF" w:themeFill="background1" w:themeFillShade="BF"/>
             <w:tcMar>
               <w:top w:w="80" w:type="dxa"/>
               <w:left w:w="80" w:type="dxa"/>
@@ -2672,7 +2656,7 @@
         </w:tc>
         <w:tc>
           <w:tcPr>
-            <w:tcW w:w="0" w:type="auto"/>
+            <w:tcW w:w="3217" w:type="dxa"/>
             <w:tcBorders>
               <w:top w:val="single" w:sz="4" w:space="0" w:color="000000"/>
               <w:left w:val="single" w:sz="4" w:space="0" w:color="000000"/>
@@ -2787,21 +2771,16 @@
         </w:tc>
       </w:tr>
       <w:tr>
-        <w:tblPrEx>
-          <w:tblCellMar>
-            <w:top w:w="0" w:type="dxa"/>
-            <w:bottom w:w="0" w:type="dxa"/>
-          </w:tblCellMar>
-        </w:tblPrEx>
-        <w:tc>
-          <w:tcPr>
-            <w:tcW w:w="0" w:type="auto"/>
-            <w:tcBorders>
-              <w:top w:val="single" w:sz="4" w:space="0" w:color="000000"/>
-              <w:left w:val="single" w:sz="4" w:space="0" w:color="000000"/>
-              <w:bottom w:val="single" w:sz="4" w:space="0" w:color="000000"/>
-              <w:right w:val="single" w:sz="4" w:space="0" w:color="000000"/>
-            </w:tcBorders>
+        <w:tc>
+          <w:tcPr>
+            <w:tcW w:w="279" w:type="dxa"/>
+            <w:tcBorders>
+              <w:top w:val="single" w:sz="4" w:space="0" w:color="000000"/>
+              <w:left w:val="single" w:sz="4" w:space="0" w:color="000000"/>
+              <w:bottom w:val="single" w:sz="4" w:space="0" w:color="000000"/>
+              <w:right w:val="single" w:sz="4" w:space="0" w:color="000000"/>
+            </w:tcBorders>
+            <w:shd w:val="clear" w:color="auto" w:fill="BFBFBF" w:themeFill="background1" w:themeFillShade="BF"/>
             <w:tcMar>
               <w:top w:w="80" w:type="dxa"/>
               <w:left w:w="80" w:type="dxa"/>
@@ -2817,7 +2796,7 @@
         </w:tc>
         <w:tc>
           <w:tcPr>
-            <w:tcW w:w="0" w:type="auto"/>
+            <w:tcW w:w="3217" w:type="dxa"/>
             <w:tcBorders>
               <w:top w:val="single" w:sz="4" w:space="0" w:color="000000"/>
               <w:left w:val="single" w:sz="4" w:space="0" w:color="000000"/>
@@ -2932,21 +2911,16 @@
         </w:tc>
       </w:tr>
       <w:tr>
-        <w:tblPrEx>
-          <w:tblCellMar>
-            <w:top w:w="0" w:type="dxa"/>
-            <w:bottom w:w="0" w:type="dxa"/>
-          </w:tblCellMar>
-        </w:tblPrEx>
-        <w:tc>
-          <w:tcPr>
-            <w:tcW w:w="0" w:type="auto"/>
-            <w:tcBorders>
-              <w:top w:val="single" w:sz="4" w:space="0" w:color="000000"/>
-              <w:left w:val="single" w:sz="4" w:space="0" w:color="000000"/>
-              <w:bottom w:val="single" w:sz="4" w:space="0" w:color="000000"/>
-              <w:right w:val="single" w:sz="4" w:space="0" w:color="000000"/>
-            </w:tcBorders>
+        <w:tc>
+          <w:tcPr>
+            <w:tcW w:w="279" w:type="dxa"/>
+            <w:tcBorders>
+              <w:top w:val="single" w:sz="4" w:space="0" w:color="000000"/>
+              <w:left w:val="single" w:sz="4" w:space="0" w:color="000000"/>
+              <w:bottom w:val="single" w:sz="4" w:space="0" w:color="000000"/>
+              <w:right w:val="single" w:sz="4" w:space="0" w:color="000000"/>
+            </w:tcBorders>
+            <w:shd w:val="clear" w:color="auto" w:fill="BFBFBF" w:themeFill="background1" w:themeFillShade="BF"/>
             <w:tcMar>
               <w:top w:w="80" w:type="dxa"/>
               <w:left w:w="80" w:type="dxa"/>
@@ -2962,7 +2936,7 @@
         </w:tc>
         <w:tc>
           <w:tcPr>
-            <w:tcW w:w="0" w:type="auto"/>
+            <w:tcW w:w="3217" w:type="dxa"/>
             <w:tcBorders>
               <w:top w:val="single" w:sz="4" w:space="0" w:color="000000"/>
               <w:left w:val="single" w:sz="4" w:space="0" w:color="000000"/>
@@ -3096,66 +3070,106 @@
     </w:p>
     <w:p>
       <w:pPr>
+        <w:pStyle w:val="Prrafodelista"/>
+        <w:numPr>
+          <w:ilvl w:val="0"/>
+          <w:numId w:val="6"/>
+        </w:numPr>
         <w:spacing w:after="100"/>
       </w:pPr>
       <w:r>
-        <w:t>• Continuar desarrollo del Módulo de Gestión de Activos - Entrega: 27/05/2026</w:t>
+        <w:t>Continuar desarrollo del Módulo de Gestión de Activos - Entrega: 27/05/2026</w:t>
       </w:r>
     </w:p>
     <w:p>
       <w:pPr>
+        <w:pStyle w:val="Prrafodelista"/>
+        <w:numPr>
+          <w:ilvl w:val="0"/>
+          <w:numId w:val="6"/>
+        </w:numPr>
         <w:spacing w:after="100"/>
       </w:pPr>
       <w:r>
-        <w:t>• Implementar Módulo de Mantenimiento Preventivo con integración de alertas - Entrega: 01/06/2026</w:t>
+        <w:t>Implementar Módulo de Mantenimiento Preventivo con integración de alertas - Entrega: 01/06/2026</w:t>
       </w:r>
     </w:p>
     <w:p>
       <w:pPr>
+        <w:pStyle w:val="Prrafodelista"/>
+        <w:numPr>
+          <w:ilvl w:val="0"/>
+          <w:numId w:val="6"/>
+        </w:numPr>
         <w:spacing w:after="100"/>
       </w:pPr>
       <w:r>
-        <w:t>• Iniciar desarrollo del Módulo de Reporte de Incidentes - Inicio: 28/05/2026</w:t>
+        <w:t>Iniciar desarrollo del Módulo de Reporte de Incidentes - Inicio: 28/05/2026</w:t>
       </w:r>
     </w:p>
     <w:p>
       <w:pPr>
+        <w:pStyle w:val="Prrafodelista"/>
+        <w:numPr>
+          <w:ilvl w:val="0"/>
+          <w:numId w:val="6"/>
+        </w:numPr>
         <w:spacing w:after="100"/>
       </w:pPr>
       <w:r>
-        <w:t>• Realizar pruebas integradas de módulos completados</w:t>
+        <w:t>Realizar pruebas integradas de módulos completados</w:t>
       </w:r>
     </w:p>
     <w:p>
       <w:pPr>
+        <w:pStyle w:val="Prrafodelista"/>
+        <w:numPr>
+          <w:ilvl w:val="0"/>
+          <w:numId w:val="6"/>
+        </w:numPr>
         <w:spacing w:after="100"/>
       </w:pPr>
       <w:r>
-        <w:t>• Actualizar y documentar cambios en el repositorio GitHub</w:t>
+        <w:t>Actualizar y documentar cambios en el repositorio GitHub</w:t>
       </w:r>
     </w:p>
     <w:p>
       <w:pPr>
+        <w:pStyle w:val="Prrafodelista"/>
+        <w:numPr>
+          <w:ilvl w:val="0"/>
+          <w:numId w:val="6"/>
+        </w:numPr>
         <w:spacing w:after="100"/>
       </w:pPr>
       <w:r>
-        <w:t>• Validar funcionalidad del sistema con casos de prueba</w:t>
+        <w:t>Validar funcionalidad del sistema con casos de prueba</w:t>
       </w:r>
     </w:p>
     <w:p>
       <w:pPr>
+        <w:pStyle w:val="Prrafodelista"/>
+        <w:numPr>
+          <w:ilvl w:val="0"/>
+          <w:numId w:val="6"/>
+        </w:numPr>
         <w:spacing w:after="100"/>
       </w:pPr>
       <w:r>
-        <w:t>• Revisar y comentar código desarrollado</w:t>
+        <w:t>Revisar y comentar código desarrollado</w:t>
       </w:r>
     </w:p>
     <w:p>
       <w:pPr>
+        <w:pStyle w:val="Prrafodelista"/>
+        <w:numPr>
+          <w:ilvl w:val="0"/>
+          <w:numId w:val="6"/>
+        </w:numPr>
         <w:spacing w:after="200"/>
       </w:pPr>
       <w:r>
-        <w:t>• Preparar documentación técnica y guías de instalación</w:t>
+        <w:t>Preparar documentación técnica y guías de instalación</w:t>
       </w:r>
     </w:p>
     <w:p>
@@ -3172,66 +3186,104 @@
     </w:p>
     <w:p>
       <w:pPr>
+        <w:pStyle w:val="Prrafodelista"/>
+        <w:numPr>
+          <w:ilvl w:val="0"/>
+          <w:numId w:val="7"/>
+        </w:numPr>
         <w:spacing w:after="100"/>
       </w:pPr>
       <w:r>
-        <w:t>• Documento de Diseño Detallado de Software</w:t>
+        <w:t>Documento de Diseño Detallado de Software</w:t>
       </w:r>
     </w:p>
     <w:p>
       <w:pPr>
+        <w:pStyle w:val="Prrafodelista"/>
+        <w:numPr>
+          <w:ilvl w:val="0"/>
+          <w:numId w:val="7"/>
+        </w:numPr>
         <w:spacing w:after="100"/>
       </w:pPr>
       <w:r>
-        <w:t>• Plan de Pruebas del Sistema</w:t>
+        <w:t>Plan de Pruebas del Sistema</w:t>
       </w:r>
     </w:p>
     <w:p>
       <w:pPr>
+        <w:pStyle w:val="Prrafodelista"/>
+        <w:numPr>
+          <w:ilvl w:val="0"/>
+          <w:numId w:val="7"/>
+        </w:numPr>
         <w:spacing w:after="100"/>
       </w:pPr>
       <w:r>
-        <w:t>• Documento de Requerimientos</w:t>
+        <w:t>Documento de Requerimientos</w:t>
       </w:r>
     </w:p>
     <w:p>
       <w:pPr>
+        <w:pStyle w:val="Prrafodelista"/>
+        <w:numPr>
+          <w:ilvl w:val="0"/>
+          <w:numId w:val="7"/>
+        </w:numPr>
         <w:spacing w:after="100"/>
       </w:pPr>
       <w:r>
-        <w:t>• Código fuente comentado en GitHub</w:t>
+        <w:t>Código fuente comentado en GitHub</w:t>
       </w:r>
     </w:p>
     <w:p>
       <w:pPr>
+        <w:pStyle w:val="Prrafodelista"/>
+        <w:numPr>
+          <w:ilvl w:val="0"/>
+          <w:numId w:val="7"/>
+        </w:numPr>
         <w:spacing w:after="100"/>
       </w:pPr>
       <w:r>
-        <w:t>• Capturas de pantalla de avances implementados</w:t>
+        <w:t>Capturas de pantalla de avances implementados</w:t>
       </w:r>
     </w:p>
     <w:p>
       <w:pPr>
+        <w:pStyle w:val="Prrafodelista"/>
+        <w:numPr>
+          <w:ilvl w:val="0"/>
+          <w:numId w:val="7"/>
+        </w:numPr>
         <w:spacing w:after="100"/>
       </w:pPr>
       <w:r>
-        <w:t>• Documento de Alcance del Proyecto</w:t>
+        <w:t>Documento de Alcance del Proyecto</w:t>
       </w:r>
     </w:p>
     <w:p>
       <w:pPr>
+        <w:pStyle w:val="Prrafodelista"/>
+        <w:numPr>
+          <w:ilvl w:val="0"/>
+          <w:numId w:val="7"/>
+        </w:numPr>
         <w:spacing w:after="200"/>
       </w:pPr>
       <w:r>
-        <w:t xml:space="preserve">• </w:t>
+        <w:t xml:space="preserve">Link del repositorio: </w:t>
       </w:r>
-      <w:proofErr w:type="gramStart"/>
+      <w:hyperlink r:id="rId5" w:history="1">
+        <w:r>
+          <w:rPr>
+            <w:rStyle w:val="Hipervnculo"/>
+          </w:rPr>
+          <w:t>https://github.com/carlwanke2003-glitch/Sistema-de-mantenimiento.git</w:t>
+        </w:r>
+      </w:hyperlink>
       <w:r>
-        <w:t>Link</w:t>
-      </w:r>
-      <w:proofErr w:type="gramEnd"/>
-      <w:r>
-        <w:t xml:space="preserve"> del repositorio: https://github.com/carlwanke2003-glitch/Sistema-de-mantenimiento.git</w:t>
+        <w:t xml:space="preserve"> </w:t>
       </w:r>
     </w:p>
     <w:p>
@@ -3246,46 +3298,71 @@
       <w:r>
         <w:rPr>
           <w:b/>
-          <w:color w:val="004A91"/>
           <w:sz w:val="32"/>
         </w:rPr>
+        <w:lastRenderedPageBreak/>
         <w:t>MINUTA DE REUNIÓN 02 - CIERRE DE PROYECTO</w:t>
       </w:r>
     </w:p>
     <w:tbl>
       <w:tblPr>
-        <w:tblW w:type="auto" w:w="0"/>
+        <w:tblStyle w:val="Tablaconcuadrcula"/>
+        <w:tblW w:w="0" w:type="auto"/>
         <w:jc w:val="center"/>
-        <w:tblLook w:firstColumn="1" w:firstRow="1" w:lastColumn="0" w:lastRow="0" w:noHBand="0" w:noVBand="1" w:val="04A0"/>
+        <w:tblLook w:val="04A0" w:firstRow="1" w:lastRow="0" w:firstColumn="1" w:lastColumn="0" w:noHBand="0" w:noVBand="1"/>
       </w:tblPr>
       <w:tblGrid>
-        <w:gridCol w:w="2256"/>
-        <w:gridCol w:w="2256"/>
-        <w:gridCol w:w="2256"/>
-        <w:gridCol w:w="2256"/>
+        <w:gridCol w:w="2304"/>
+        <w:gridCol w:w="2347"/>
+        <w:gridCol w:w="712"/>
+        <w:gridCol w:w="3653"/>
       </w:tblGrid>
       <w:tr>
-        <w:tc>
-          <w:tcPr>
-            <w:tcW w:type="dxa" w:w="6768"/>
+        <w:trPr>
+          <w:jc w:val="center"/>
+        </w:trPr>
+        <w:tc>
+          <w:tcPr>
+            <w:tcW w:w="2304" w:type="dxa"/>
+            <w:shd w:val="clear" w:color="auto" w:fill="D9D9D9" w:themeFill="background1" w:themeFillShade="D9"/>
+          </w:tcPr>
+          <w:p>
+            <w:pPr>
+              <w:jc w:val="center"/>
+            </w:pPr>
+            <w:r>
+              <w:rPr>
+                <w:sz w:val="19"/>
+              </w:rPr>
+              <w:t>MINUTA DE REUNIÓN</w:t>
+            </w:r>
+          </w:p>
+        </w:tc>
+        <w:tc>
+          <w:tcPr>
+            <w:tcW w:w="6712" w:type="dxa"/>
             <w:gridSpan w:val="3"/>
-          </w:tcPr>
-          <w:p>
-            <w:pPr/>
-            <w:r>
-              <w:rPr>
-                <w:sz w:val="19"/>
-              </w:rPr>
-              <w:t>MINUTA DE REUNIÓN</w:t>
-            </w:r>
-          </w:p>
-        </w:tc>
-        <w:tc>
-          <w:tcPr>
-            <w:tcW w:type="dxa" w:w="2256"/>
-          </w:tcPr>
-          <w:p>
-            <w:pPr/>
+            <w:shd w:val="clear" w:color="auto" w:fill="D9D9D9" w:themeFill="background1" w:themeFillShade="D9"/>
+          </w:tcPr>
+          <w:p>
+            <w:pPr>
+              <w:tabs>
+                <w:tab w:val="left" w:pos="324"/>
+                <w:tab w:val="center" w:pos="3197"/>
+              </w:tabs>
+            </w:pPr>
+            <w:r>
+              <w:rPr>
+                <w:sz w:val="19"/>
+              </w:rPr>
+              <w:tab/>
+            </w:r>
+            <w:r>
+              <w:rPr>
+                <w:sz w:val="19"/>
+              </w:rPr>
+              <w:tab/>
+            </w:r>
             <w:r>
               <w:rPr>
                 <w:sz w:val="19"/>
@@ -3296,12 +3373,18 @@
         </w:tc>
       </w:tr>
       <w:tr>
-        <w:tc>
-          <w:tcPr>
-            <w:tcW w:type="dxa" w:w="2256"/>
-          </w:tcPr>
-          <w:p>
-            <w:pPr/>
+        <w:trPr>
+          <w:jc w:val="center"/>
+        </w:trPr>
+        <w:tc>
+          <w:tcPr>
+            <w:tcW w:w="2304" w:type="dxa"/>
+            <w:shd w:val="clear" w:color="auto" w:fill="D9D9D9" w:themeFill="background1" w:themeFillShade="D9"/>
+          </w:tcPr>
+          <w:p>
+            <w:pPr>
+              <w:jc w:val="center"/>
+            </w:pPr>
             <w:r>
               <w:rPr>
                 <w:sz w:val="19"/>
@@ -3312,11 +3395,10 @@
         </w:tc>
         <w:tc>
           <w:tcPr>
-            <w:tcW w:type="dxa" w:w="6768"/>
+            <w:tcW w:w="6712" w:type="dxa"/>
             <w:gridSpan w:val="3"/>
           </w:tcPr>
           <w:p>
-            <w:pPr/>
             <w:r>
               <w:rPr>
                 <w:sz w:val="19"/>
@@ -3327,12 +3409,18 @@
         </w:tc>
       </w:tr>
       <w:tr>
-        <w:tc>
-          <w:tcPr>
-            <w:tcW w:type="dxa" w:w="2256"/>
-          </w:tcPr>
-          <w:p>
-            <w:pPr/>
+        <w:trPr>
+          <w:jc w:val="center"/>
+        </w:trPr>
+        <w:tc>
+          <w:tcPr>
+            <w:tcW w:w="2304" w:type="dxa"/>
+            <w:shd w:val="clear" w:color="auto" w:fill="D9D9D9" w:themeFill="background1" w:themeFillShade="D9"/>
+          </w:tcPr>
+          <w:p>
+            <w:pPr>
+              <w:jc w:val="center"/>
+            </w:pPr>
             <w:r>
               <w:rPr>
                 <w:sz w:val="19"/>
@@ -3343,11 +3431,10 @@
         </w:tc>
         <w:tc>
           <w:tcPr>
-            <w:tcW w:type="dxa" w:w="6768"/>
+            <w:tcW w:w="6712" w:type="dxa"/>
             <w:gridSpan w:val="3"/>
           </w:tcPr>
           <w:p>
-            <w:pPr/>
             <w:r>
               <w:rPr>
                 <w:sz w:val="19"/>
@@ -3358,12 +3445,18 @@
         </w:tc>
       </w:tr>
       <w:tr>
-        <w:tc>
-          <w:tcPr>
-            <w:tcW w:type="dxa" w:w="2256"/>
-          </w:tcPr>
-          <w:p>
-            <w:pPr/>
+        <w:trPr>
+          <w:jc w:val="center"/>
+        </w:trPr>
+        <w:tc>
+          <w:tcPr>
+            <w:tcW w:w="2304" w:type="dxa"/>
+            <w:shd w:val="clear" w:color="auto" w:fill="D9D9D9" w:themeFill="background1" w:themeFillShade="D9"/>
+          </w:tcPr>
+          <w:p>
+            <w:pPr>
+              <w:jc w:val="center"/>
+            </w:pPr>
             <w:r>
               <w:rPr>
                 <w:sz w:val="19"/>
@@ -3374,11 +3467,10 @@
         </w:tc>
         <w:tc>
           <w:tcPr>
-            <w:tcW w:type="dxa" w:w="6768"/>
+            <w:tcW w:w="6712" w:type="dxa"/>
             <w:gridSpan w:val="3"/>
           </w:tcPr>
           <w:p>
-            <w:pPr/>
             <w:r>
               <w:rPr>
                 <w:sz w:val="19"/>
@@ -3389,12 +3481,18 @@
         </w:tc>
       </w:tr>
       <w:tr>
-        <w:tc>
-          <w:tcPr>
-            <w:tcW w:type="dxa" w:w="2256"/>
-          </w:tcPr>
-          <w:p>
-            <w:pPr/>
+        <w:trPr>
+          <w:jc w:val="center"/>
+        </w:trPr>
+        <w:tc>
+          <w:tcPr>
+            <w:tcW w:w="2304" w:type="dxa"/>
+            <w:shd w:val="clear" w:color="auto" w:fill="D9D9D9" w:themeFill="background1" w:themeFillShade="D9"/>
+          </w:tcPr>
+          <w:p>
+            <w:pPr>
+              <w:jc w:val="center"/>
+            </w:pPr>
             <w:r>
               <w:rPr>
                 <w:sz w:val="19"/>
@@ -3405,24 +3503,34 @@
         </w:tc>
         <w:tc>
           <w:tcPr>
-            <w:tcW w:type="dxa" w:w="2256"/>
-          </w:tcPr>
-          <w:p>
-            <w:pPr/>
-            <w:r>
-              <w:rPr>
-                <w:sz w:val="19"/>
-              </w:rPr>
-              <w:t>17/07/2026</w:t>
-            </w:r>
-          </w:p>
-        </w:tc>
-        <w:tc>
-          <w:tcPr>
-            <w:tcW w:type="dxa" w:w="2256"/>
-          </w:tcPr>
-          <w:p>
-            <w:pPr/>
+            <w:tcW w:w="2347" w:type="dxa"/>
+          </w:tcPr>
+          <w:p>
+            <w:r>
+              <w:rPr>
+                <w:sz w:val="19"/>
+              </w:rPr>
+              <w:t>1</w:t>
+            </w:r>
+            <w:r>
+              <w:rPr>
+                <w:sz w:val="19"/>
+              </w:rPr>
+              <w:t>0</w:t>
+            </w:r>
+            <w:r>
+              <w:rPr>
+                <w:sz w:val="19"/>
+              </w:rPr>
+              <w:t>/07/2026</w:t>
+            </w:r>
+          </w:p>
+        </w:tc>
+        <w:tc>
+          <w:tcPr>
+            <w:tcW w:w="712" w:type="dxa"/>
+          </w:tcPr>
+          <w:p>
             <w:r>
               <w:rPr>
                 <w:sz w:val="19"/>
@@ -3433,10 +3541,9 @@
         </w:tc>
         <w:tc>
           <w:tcPr>
-            <w:tcW w:type="dxa" w:w="2256"/>
-          </w:tcPr>
-          <w:p>
-            <w:pPr/>
+            <w:tcW w:w="3653" w:type="dxa"/>
+          </w:tcPr>
+          <w:p>
             <w:r>
               <w:rPr>
                 <w:sz w:val="19"/>
@@ -3447,12 +3554,18 @@
         </w:tc>
       </w:tr>
       <w:tr>
-        <w:tc>
-          <w:tcPr>
-            <w:tcW w:type="dxa" w:w="2256"/>
-          </w:tcPr>
-          <w:p>
-            <w:pPr/>
+        <w:trPr>
+          <w:jc w:val="center"/>
+        </w:trPr>
+        <w:tc>
+          <w:tcPr>
+            <w:tcW w:w="2304" w:type="dxa"/>
+            <w:shd w:val="clear" w:color="auto" w:fill="D9D9D9" w:themeFill="background1" w:themeFillShade="D9"/>
+          </w:tcPr>
+          <w:p>
+            <w:pPr>
+              <w:jc w:val="center"/>
+            </w:pPr>
             <w:r>
               <w:rPr>
                 <w:sz w:val="19"/>
@@ -3463,10 +3576,9 @@
         </w:tc>
         <w:tc>
           <w:tcPr>
-            <w:tcW w:type="dxa" w:w="2256"/>
-          </w:tcPr>
-          <w:p>
-            <w:pPr/>
+            <w:tcW w:w="2347" w:type="dxa"/>
+          </w:tcPr>
+          <w:p>
             <w:r>
               <w:rPr>
                 <w:sz w:val="19"/>
@@ -3477,10 +3589,9 @@
         </w:tc>
         <w:tc>
           <w:tcPr>
-            <w:tcW w:type="dxa" w:w="2256"/>
-          </w:tcPr>
-          <w:p>
-            <w:pPr/>
+            <w:tcW w:w="712" w:type="dxa"/>
+          </w:tcPr>
+          <w:p>
             <w:r>
               <w:rPr>
                 <w:sz w:val="19"/>
@@ -3491,10 +3602,9 @@
         </w:tc>
         <w:tc>
           <w:tcPr>
-            <w:tcW w:type="dxa" w:w="2256"/>
-          </w:tcPr>
-          <w:p>
-            <w:pPr/>
+            <w:tcW w:w="3653" w:type="dxa"/>
+          </w:tcPr>
+          <w:p>
             <w:r>
               <w:rPr>
                 <w:sz w:val="19"/>
@@ -3505,12 +3615,18 @@
         </w:tc>
       </w:tr>
       <w:tr>
-        <w:tc>
-          <w:tcPr>
-            <w:tcW w:type="dxa" w:w="2256"/>
-          </w:tcPr>
-          <w:p>
-            <w:pPr/>
+        <w:trPr>
+          <w:jc w:val="center"/>
+        </w:trPr>
+        <w:tc>
+          <w:tcPr>
+            <w:tcW w:w="2304" w:type="dxa"/>
+            <w:shd w:val="clear" w:color="auto" w:fill="D9D9D9" w:themeFill="background1" w:themeFillShade="D9"/>
+          </w:tcPr>
+          <w:p>
+            <w:pPr>
+              <w:jc w:val="center"/>
+            </w:pPr>
             <w:r>
               <w:rPr>
                 <w:sz w:val="19"/>
@@ -3521,68 +3637,30 @@
         </w:tc>
         <w:tc>
           <w:tcPr>
-            <w:tcW w:type="dxa" w:w="6768"/>
+            <w:tcW w:w="6712" w:type="dxa"/>
             <w:gridSpan w:val="3"/>
           </w:tcPr>
           <w:p>
-            <w:pPr/>
             <w:r>
               <w:rPr>
                 <w:sz w:val="19"/>
               </w:rPr>
               <w:t>Estándar IEEE Std 1063-2001, Estándar IEEE Std 1016-2009, Diapositivas de Actividades de Mantenimiento de Software (Ph.D. Franklin Parrales)</w:t>
             </w:r>
-          </w:p>
-        </w:tc>
-      </w:tr>
-      <w:tr>
-        <w:tc>
-          <w:tcPr>
-            <w:tcW w:type="dxa" w:w="2256"/>
-          </w:tcPr>
-          <w:p>
-            <w:pPr/>
-          </w:p>
-        </w:tc>
-        <w:tc>
-          <w:tcPr>
-            <w:tcW w:type="dxa" w:w="2256"/>
-          </w:tcPr>
-          <w:p>
-            <w:pPr/>
-          </w:p>
-        </w:tc>
-        <w:tc>
-          <w:tcPr>
-            <w:tcW w:type="dxa" w:w="2256"/>
-          </w:tcPr>
-          <w:p>
-            <w:pPr/>
-          </w:p>
-        </w:tc>
-        <w:tc>
-          <w:tcPr>
-            <w:tcW w:type="dxa" w:w="2256"/>
-          </w:tcPr>
-          <w:p>
-            <w:pPr/>
           </w:p>
         </w:tc>
       </w:tr>
     </w:tbl>
     <w:p>
+      <w:pPr>
+        <w:spacing w:line="360" w:lineRule="auto"/>
+      </w:pPr>
       <w:r>
         <w:br/>
       </w:r>
-    </w:p>
-    <w:p>
-      <w:pPr>
-        <w:spacing w:before="240" w:after="120"/>
-      </w:pPr>
       <w:r>
         <w:rPr>
           <w:b/>
-          <w:color w:val="004A91"/>
           <w:sz w:val="24"/>
         </w:rPr>
         <w:t>ASPECTOS TRATADOS</w:t>
@@ -3590,62 +3668,87 @@
     </w:p>
     <w:p>
       <w:pPr>
-        <w:spacing w:after="80"/>
-        <w:ind w:left="360"/>
+        <w:pStyle w:val="Prrafodelista"/>
+        <w:numPr>
+          <w:ilvl w:val="0"/>
+          <w:numId w:val="5"/>
+        </w:numPr>
+        <w:spacing w:after="80" w:line="360" w:lineRule="auto"/>
       </w:pPr>
       <w:r>
-        <w:t>• Revisión y completación de la arquitectura MVC del backend. Se implementó una capa de vistas en la carpeta 'backend/vista/' para separar la generación de JSON y código HTTP de los controladores.</w:t>
+        <w:t xml:space="preserve">Revisión y </w:t>
+      </w:r>
+      <w:proofErr w:type="spellStart"/>
+      <w:r>
+        <w:t>completación</w:t>
+      </w:r>
+      <w:proofErr w:type="spellEnd"/>
+      <w:r>
+        <w:t xml:space="preserve"> de la arquitectura MVC del backend. Se implementó una capa de vistas en la carpeta 'backend/vista/' para separar la generación de JSON y código HTTP de los controladores.</w:t>
       </w:r>
     </w:p>
     <w:p>
       <w:pPr>
-        <w:spacing w:after="80"/>
-        <w:ind w:left="360"/>
+        <w:pStyle w:val="Prrafodelista"/>
+        <w:numPr>
+          <w:ilvl w:val="0"/>
+          <w:numId w:val="5"/>
+        </w:numPr>
+        <w:spacing w:after="80" w:line="360" w:lineRule="auto"/>
       </w:pPr>
       <w:r>
-        <w:t>• Generación y validación del Manual de Usuario final del sistema, estructurado bajo la norma internacional IEEE Std 1063-2001.</w:t>
+        <w:t>Generación y validación del Manual de Usuario final del sistema, estructurado bajo la norma internacional IEEE Std 1063-2001.</w:t>
       </w:r>
     </w:p>
     <w:p>
       <w:pPr>
-        <w:spacing w:after="80"/>
-        <w:ind w:left="360"/>
+        <w:pStyle w:val="Prrafodelista"/>
+        <w:numPr>
+          <w:ilvl w:val="0"/>
+          <w:numId w:val="5"/>
+        </w:numPr>
+        <w:spacing w:after="80" w:line="360" w:lineRule="auto"/>
       </w:pPr>
       <w:r>
-        <w:t>• Generación y validación del Manual Técnico de Diseño del sistema, estructurado bajo la norma internacional IEEE Std 1016-2009, incluyendo diagrama entidad-relación y diccionario de datos detallado de las 6 tablas de MySQL.</w:t>
+        <w:t>Generación y validación del Manual Técnico de Diseño del sistema, estructurado bajo la norma internacional IEEE Std 1016-2009, incluyendo diagrama entidad-relación y diccionario de datos detallado de las 6 tablas de MySQL.</w:t>
       </w:r>
     </w:p>
     <w:p>
       <w:pPr>
-        <w:spacing w:after="80"/>
-        <w:ind w:left="360"/>
+        <w:pStyle w:val="Prrafodelista"/>
+        <w:numPr>
+          <w:ilvl w:val="0"/>
+          <w:numId w:val="5"/>
+        </w:numPr>
+        <w:spacing w:after="80" w:line="360" w:lineRule="auto"/>
       </w:pPr>
       <w:r>
-        <w:t>• Revisión y actualización del documento de Políticas de Mantenimiento para incorporar el Plan de Actividades de Mantenimiento de Software (Correctivo, Adaptativo, Perfectivo y Preventivo) alineado a los estándares de la carrera de Ingeniería de Software.</w:t>
+        <w:t>Revisión y actualización del documento de Políticas de Mantenimiento para incorporar el Plan de Actividades de Mantenimiento de Software (Correctivo, Adaptativo, Perfectivo y Preventivo) alineado a los estándares de la carrera de Ingeniería de Software.</w:t>
       </w:r>
     </w:p>
     <w:p>
       <w:pPr>
-        <w:spacing w:after="80"/>
-        <w:ind w:left="360"/>
+        <w:pStyle w:val="Prrafodelista"/>
+        <w:numPr>
+          <w:ilvl w:val="0"/>
+          <w:numId w:val="5"/>
+        </w:numPr>
+        <w:spacing w:after="80" w:line="360" w:lineRule="auto"/>
       </w:pPr>
       <w:r>
-        <w:t>• Consolidación de avance de implementación de todos los módulos del sistema al 100% de desarrollo, listos para producción.</w:t>
+        <w:t>Consolidación de avance de implementación de todos los módulos del sistema al 100% de desarrollo, listos para producción.</w:t>
       </w:r>
     </w:p>
     <w:p>
+      <w:pPr>
+        <w:spacing w:after="240"/>
+      </w:pPr>
       <w:r>
         <w:br/>
       </w:r>
-    </w:p>
-    <w:p>
-      <w:pPr>
-        <w:spacing w:before="240" w:after="120"/>
-      </w:pPr>
       <w:r>
         <w:rPr>
           <w:b/>
-          <w:color w:val="004A91"/>
           <w:sz w:val="24"/>
         </w:rPr>
         <w:t>MÓDULOS IMPLEMENTADOS - ESTADO DE AVANCE FINAL (100%)</w:t>
@@ -3653,25 +3756,28 @@
     </w:p>
     <w:tbl>
       <w:tblPr>
-        <w:tblW w:type="auto" w:w="0"/>
-        <w:jc w:val="center"/>
-        <w:tblLook w:firstColumn="1" w:firstRow="1" w:lastColumn="0" w:lastRow="0" w:noHBand="0" w:noVBand="1" w:val="04A0"/>
+        <w:tblStyle w:val="Tablaconcuadrcula"/>
+        <w:tblW w:w="0" w:type="auto"/>
+        <w:tblLook w:val="04A0" w:firstRow="1" w:lastRow="0" w:firstColumn="1" w:lastColumn="0" w:noHBand="0" w:noVBand="1"/>
       </w:tblPr>
       <w:tblGrid>
+        <w:gridCol w:w="1501"/>
         <w:gridCol w:w="1504"/>
-        <w:gridCol w:w="1504"/>
-        <w:gridCol w:w="1504"/>
-        <w:gridCol w:w="1504"/>
-        <w:gridCol w:w="1504"/>
-        <w:gridCol w:w="1504"/>
+        <w:gridCol w:w="1503"/>
+        <w:gridCol w:w="1502"/>
+        <w:gridCol w:w="1503"/>
+        <w:gridCol w:w="1503"/>
       </w:tblGrid>
       <w:tr>
         <w:tc>
           <w:tcPr>
-            <w:tcW w:type="dxa" w:w="1504"/>
-          </w:tcPr>
-          <w:p>
-            <w:pPr/>
+            <w:tcW w:w="1504" w:type="dxa"/>
+            <w:shd w:val="clear" w:color="auto" w:fill="D9D9D9" w:themeFill="background1" w:themeFillShade="D9"/>
+          </w:tcPr>
+          <w:p>
+            <w:pPr>
+              <w:jc w:val="center"/>
+            </w:pPr>
             <w:r>
               <w:rPr>
                 <w:b/>
@@ -3684,10 +3790,13 @@
         </w:tc>
         <w:tc>
           <w:tcPr>
-            <w:tcW w:type="dxa" w:w="1504"/>
-          </w:tcPr>
-          <w:p>
-            <w:pPr/>
+            <w:tcW w:w="1504" w:type="dxa"/>
+            <w:shd w:val="clear" w:color="auto" w:fill="D9D9D9" w:themeFill="background1" w:themeFillShade="D9"/>
+          </w:tcPr>
+          <w:p>
+            <w:pPr>
+              <w:jc w:val="center"/>
+            </w:pPr>
             <w:r>
               <w:rPr>
                 <w:b/>
@@ -3700,10 +3809,13 @@
         </w:tc>
         <w:tc>
           <w:tcPr>
-            <w:tcW w:type="dxa" w:w="1504"/>
-          </w:tcPr>
-          <w:p>
-            <w:pPr/>
+            <w:tcW w:w="1504" w:type="dxa"/>
+            <w:shd w:val="clear" w:color="auto" w:fill="D9D9D9" w:themeFill="background1" w:themeFillShade="D9"/>
+          </w:tcPr>
+          <w:p>
+            <w:pPr>
+              <w:jc w:val="center"/>
+            </w:pPr>
             <w:r>
               <w:rPr>
                 <w:b/>
@@ -3716,10 +3828,13 @@
         </w:tc>
         <w:tc>
           <w:tcPr>
-            <w:tcW w:type="dxa" w:w="1504"/>
-          </w:tcPr>
-          <w:p>
-            <w:pPr/>
+            <w:tcW w:w="1504" w:type="dxa"/>
+            <w:shd w:val="clear" w:color="auto" w:fill="D9D9D9" w:themeFill="background1" w:themeFillShade="D9"/>
+          </w:tcPr>
+          <w:p>
+            <w:pPr>
+              <w:jc w:val="center"/>
+            </w:pPr>
             <w:r>
               <w:rPr>
                 <w:b/>
@@ -3732,10 +3847,13 @@
         </w:tc>
         <w:tc>
           <w:tcPr>
-            <w:tcW w:type="dxa" w:w="1504"/>
-          </w:tcPr>
-          <w:p>
-            <w:pPr/>
+            <w:tcW w:w="1504" w:type="dxa"/>
+            <w:shd w:val="clear" w:color="auto" w:fill="D9D9D9" w:themeFill="background1" w:themeFillShade="D9"/>
+          </w:tcPr>
+          <w:p>
+            <w:pPr>
+              <w:jc w:val="center"/>
+            </w:pPr>
             <w:r>
               <w:rPr>
                 <w:b/>
@@ -3748,10 +3866,13 @@
         </w:tc>
         <w:tc>
           <w:tcPr>
-            <w:tcW w:type="dxa" w:w="1504"/>
-          </w:tcPr>
-          <w:p>
-            <w:pPr/>
+            <w:tcW w:w="1504" w:type="dxa"/>
+            <w:shd w:val="clear" w:color="auto" w:fill="D9D9D9" w:themeFill="background1" w:themeFillShade="D9"/>
+          </w:tcPr>
+          <w:p>
+            <w:pPr>
+              <w:jc w:val="center"/>
+            </w:pPr>
             <w:r>
               <w:rPr>
                 <w:b/>
@@ -3766,10 +3887,13 @@
       <w:tr>
         <w:tc>
           <w:tcPr>
-            <w:tcW w:type="dxa" w:w="1504"/>
-          </w:tcPr>
-          <w:p>
-            <w:pPr/>
+            <w:tcW w:w="1504" w:type="dxa"/>
+            <w:shd w:val="clear" w:color="auto" w:fill="D9D9D9" w:themeFill="background1" w:themeFillShade="D9"/>
+          </w:tcPr>
+          <w:p>
+            <w:pPr>
+              <w:jc w:val="center"/>
+            </w:pPr>
             <w:r>
               <w:rPr>
                 <w:sz w:val="19"/>
@@ -3780,10 +3904,12 @@
         </w:tc>
         <w:tc>
           <w:tcPr>
-            <w:tcW w:type="dxa" w:w="1504"/>
-          </w:tcPr>
-          <w:p>
-            <w:pPr/>
+            <w:tcW w:w="1504" w:type="dxa"/>
+          </w:tcPr>
+          <w:p>
+            <w:pPr>
+              <w:jc w:val="center"/>
+            </w:pPr>
             <w:r>
               <w:rPr>
                 <w:sz w:val="19"/>
@@ -3794,10 +3920,12 @@
         </w:tc>
         <w:tc>
           <w:tcPr>
-            <w:tcW w:type="dxa" w:w="1504"/>
-          </w:tcPr>
-          <w:p>
-            <w:pPr/>
+            <w:tcW w:w="1504" w:type="dxa"/>
+          </w:tcPr>
+          <w:p>
+            <w:pPr>
+              <w:jc w:val="center"/>
+            </w:pPr>
             <w:r>
               <w:rPr>
                 <w:sz w:val="19"/>
@@ -3808,10 +3936,12 @@
         </w:tc>
         <w:tc>
           <w:tcPr>
-            <w:tcW w:type="dxa" w:w="1504"/>
-          </w:tcPr>
-          <w:p>
-            <w:pPr/>
+            <w:tcW w:w="1504" w:type="dxa"/>
+          </w:tcPr>
+          <w:p>
+            <w:pPr>
+              <w:jc w:val="center"/>
+            </w:pPr>
             <w:r>
               <w:rPr>
                 <w:sz w:val="19"/>
@@ -3822,10 +3952,12 @@
         </w:tc>
         <w:tc>
           <w:tcPr>
-            <w:tcW w:type="dxa" w:w="1504"/>
-          </w:tcPr>
-          <w:p>
-            <w:pPr/>
+            <w:tcW w:w="1504" w:type="dxa"/>
+          </w:tcPr>
+          <w:p>
+            <w:pPr>
+              <w:jc w:val="center"/>
+            </w:pPr>
             <w:r>
               <w:rPr>
                 <w:sz w:val="19"/>
@@ -3836,10 +3968,12 @@
         </w:tc>
         <w:tc>
           <w:tcPr>
-            <w:tcW w:type="dxa" w:w="1504"/>
-          </w:tcPr>
-          <w:p>
-            <w:pPr/>
+            <w:tcW w:w="1504" w:type="dxa"/>
+          </w:tcPr>
+          <w:p>
+            <w:pPr>
+              <w:jc w:val="center"/>
+            </w:pPr>
             <w:r>
               <w:rPr>
                 <w:sz w:val="19"/>
@@ -3852,10 +3986,13 @@
       <w:tr>
         <w:tc>
           <w:tcPr>
-            <w:tcW w:type="dxa" w:w="1504"/>
-          </w:tcPr>
-          <w:p>
-            <w:pPr/>
+            <w:tcW w:w="1504" w:type="dxa"/>
+            <w:shd w:val="clear" w:color="auto" w:fill="D9D9D9" w:themeFill="background1" w:themeFillShade="D9"/>
+          </w:tcPr>
+          <w:p>
+            <w:pPr>
+              <w:jc w:val="center"/>
+            </w:pPr>
             <w:r>
               <w:rPr>
                 <w:sz w:val="19"/>
@@ -3866,10 +4003,12 @@
         </w:tc>
         <w:tc>
           <w:tcPr>
-            <w:tcW w:type="dxa" w:w="1504"/>
-          </w:tcPr>
-          <w:p>
-            <w:pPr/>
+            <w:tcW w:w="1504" w:type="dxa"/>
+          </w:tcPr>
+          <w:p>
+            <w:pPr>
+              <w:jc w:val="center"/>
+            </w:pPr>
             <w:r>
               <w:rPr>
                 <w:sz w:val="19"/>
@@ -3880,10 +4019,12 @@
         </w:tc>
         <w:tc>
           <w:tcPr>
-            <w:tcW w:type="dxa" w:w="1504"/>
-          </w:tcPr>
-          <w:p>
-            <w:pPr/>
+            <w:tcW w:w="1504" w:type="dxa"/>
+          </w:tcPr>
+          <w:p>
+            <w:pPr>
+              <w:jc w:val="center"/>
+            </w:pPr>
             <w:r>
               <w:rPr>
                 <w:sz w:val="19"/>
@@ -3894,10 +4035,12 @@
         </w:tc>
         <w:tc>
           <w:tcPr>
-            <w:tcW w:type="dxa" w:w="1504"/>
-          </w:tcPr>
-          <w:p>
-            <w:pPr/>
+            <w:tcW w:w="1504" w:type="dxa"/>
+          </w:tcPr>
+          <w:p>
+            <w:pPr>
+              <w:jc w:val="center"/>
+            </w:pPr>
             <w:r>
               <w:rPr>
                 <w:sz w:val="19"/>
@@ -3908,10 +4051,12 @@
         </w:tc>
         <w:tc>
           <w:tcPr>
-            <w:tcW w:type="dxa" w:w="1504"/>
-          </w:tcPr>
-          <w:p>
-            <w:pPr/>
+            <w:tcW w:w="1504" w:type="dxa"/>
+          </w:tcPr>
+          <w:p>
+            <w:pPr>
+              <w:jc w:val="center"/>
+            </w:pPr>
             <w:r>
               <w:rPr>
                 <w:sz w:val="19"/>
@@ -3922,10 +4067,12 @@
         </w:tc>
         <w:tc>
           <w:tcPr>
-            <w:tcW w:type="dxa" w:w="1504"/>
-          </w:tcPr>
-          <w:p>
-            <w:pPr/>
+            <w:tcW w:w="1504" w:type="dxa"/>
+          </w:tcPr>
+          <w:p>
+            <w:pPr>
+              <w:jc w:val="center"/>
+            </w:pPr>
             <w:r>
               <w:rPr>
                 <w:sz w:val="19"/>
@@ -3938,10 +4085,13 @@
       <w:tr>
         <w:tc>
           <w:tcPr>
-            <w:tcW w:type="dxa" w:w="1504"/>
-          </w:tcPr>
-          <w:p>
-            <w:pPr/>
+            <w:tcW w:w="1504" w:type="dxa"/>
+            <w:shd w:val="clear" w:color="auto" w:fill="D9D9D9" w:themeFill="background1" w:themeFillShade="D9"/>
+          </w:tcPr>
+          <w:p>
+            <w:pPr>
+              <w:jc w:val="center"/>
+            </w:pPr>
             <w:r>
               <w:rPr>
                 <w:sz w:val="19"/>
@@ -3952,10 +4102,12 @@
         </w:tc>
         <w:tc>
           <w:tcPr>
-            <w:tcW w:type="dxa" w:w="1504"/>
-          </w:tcPr>
-          <w:p>
-            <w:pPr/>
+            <w:tcW w:w="1504" w:type="dxa"/>
+          </w:tcPr>
+          <w:p>
+            <w:pPr>
+              <w:jc w:val="center"/>
+            </w:pPr>
             <w:r>
               <w:rPr>
                 <w:sz w:val="19"/>
@@ -3966,10 +4118,12 @@
         </w:tc>
         <w:tc>
           <w:tcPr>
-            <w:tcW w:type="dxa" w:w="1504"/>
-          </w:tcPr>
-          <w:p>
-            <w:pPr/>
+            <w:tcW w:w="1504" w:type="dxa"/>
+          </w:tcPr>
+          <w:p>
+            <w:pPr>
+              <w:jc w:val="center"/>
+            </w:pPr>
             <w:r>
               <w:rPr>
                 <w:sz w:val="19"/>
@@ -3980,10 +4134,12 @@
         </w:tc>
         <w:tc>
           <w:tcPr>
-            <w:tcW w:type="dxa" w:w="1504"/>
-          </w:tcPr>
-          <w:p>
-            <w:pPr/>
+            <w:tcW w:w="1504" w:type="dxa"/>
+          </w:tcPr>
+          <w:p>
+            <w:pPr>
+              <w:jc w:val="center"/>
+            </w:pPr>
             <w:r>
               <w:rPr>
                 <w:sz w:val="19"/>
@@ -3994,10 +4150,12 @@
         </w:tc>
         <w:tc>
           <w:tcPr>
-            <w:tcW w:type="dxa" w:w="1504"/>
-          </w:tcPr>
-          <w:p>
-            <w:pPr/>
+            <w:tcW w:w="1504" w:type="dxa"/>
+          </w:tcPr>
+          <w:p>
+            <w:pPr>
+              <w:jc w:val="center"/>
+            </w:pPr>
             <w:r>
               <w:rPr>
                 <w:sz w:val="19"/>
@@ -4008,10 +4166,12 @@
         </w:tc>
         <w:tc>
           <w:tcPr>
-            <w:tcW w:type="dxa" w:w="1504"/>
-          </w:tcPr>
-          <w:p>
-            <w:pPr/>
+            <w:tcW w:w="1504" w:type="dxa"/>
+          </w:tcPr>
+          <w:p>
+            <w:pPr>
+              <w:jc w:val="center"/>
+            </w:pPr>
             <w:r>
               <w:rPr>
                 <w:sz w:val="19"/>
@@ -4024,10 +4184,13 @@
       <w:tr>
         <w:tc>
           <w:tcPr>
-            <w:tcW w:type="dxa" w:w="1504"/>
-          </w:tcPr>
-          <w:p>
-            <w:pPr/>
+            <w:tcW w:w="1504" w:type="dxa"/>
+            <w:shd w:val="clear" w:color="auto" w:fill="D9D9D9" w:themeFill="background1" w:themeFillShade="D9"/>
+          </w:tcPr>
+          <w:p>
+            <w:pPr>
+              <w:jc w:val="center"/>
+            </w:pPr>
             <w:r>
               <w:rPr>
                 <w:sz w:val="19"/>
@@ -4038,10 +4201,12 @@
         </w:tc>
         <w:tc>
           <w:tcPr>
-            <w:tcW w:type="dxa" w:w="1504"/>
-          </w:tcPr>
-          <w:p>
-            <w:pPr/>
+            <w:tcW w:w="1504" w:type="dxa"/>
+          </w:tcPr>
+          <w:p>
+            <w:pPr>
+              <w:jc w:val="center"/>
+            </w:pPr>
             <w:r>
               <w:rPr>
                 <w:sz w:val="19"/>
@@ -4052,10 +4217,12 @@
         </w:tc>
         <w:tc>
           <w:tcPr>
-            <w:tcW w:type="dxa" w:w="1504"/>
-          </w:tcPr>
-          <w:p>
-            <w:pPr/>
+            <w:tcW w:w="1504" w:type="dxa"/>
+          </w:tcPr>
+          <w:p>
+            <w:pPr>
+              <w:jc w:val="center"/>
+            </w:pPr>
             <w:r>
               <w:rPr>
                 <w:sz w:val="19"/>
@@ -4066,10 +4233,12 @@
         </w:tc>
         <w:tc>
           <w:tcPr>
-            <w:tcW w:type="dxa" w:w="1504"/>
-          </w:tcPr>
-          <w:p>
-            <w:pPr/>
+            <w:tcW w:w="1504" w:type="dxa"/>
+          </w:tcPr>
+          <w:p>
+            <w:pPr>
+              <w:jc w:val="center"/>
+            </w:pPr>
             <w:r>
               <w:rPr>
                 <w:sz w:val="19"/>
@@ -4080,10 +4249,12 @@
         </w:tc>
         <w:tc>
           <w:tcPr>
-            <w:tcW w:type="dxa" w:w="1504"/>
-          </w:tcPr>
-          <w:p>
-            <w:pPr/>
+            <w:tcW w:w="1504" w:type="dxa"/>
+          </w:tcPr>
+          <w:p>
+            <w:pPr>
+              <w:jc w:val="center"/>
+            </w:pPr>
             <w:r>
               <w:rPr>
                 <w:sz w:val="19"/>
@@ -4094,10 +4265,12 @@
         </w:tc>
         <w:tc>
           <w:tcPr>
-            <w:tcW w:type="dxa" w:w="1504"/>
-          </w:tcPr>
-          <w:p>
-            <w:pPr/>
+            <w:tcW w:w="1504" w:type="dxa"/>
+          </w:tcPr>
+          <w:p>
+            <w:pPr>
+              <w:jc w:val="center"/>
+            </w:pPr>
             <w:r>
               <w:rPr>
                 <w:sz w:val="19"/>
@@ -4110,10 +4283,13 @@
       <w:tr>
         <w:tc>
           <w:tcPr>
-            <w:tcW w:type="dxa" w:w="1504"/>
-          </w:tcPr>
-          <w:p>
-            <w:pPr/>
+            <w:tcW w:w="1504" w:type="dxa"/>
+            <w:shd w:val="clear" w:color="auto" w:fill="D9D9D9" w:themeFill="background1" w:themeFillShade="D9"/>
+          </w:tcPr>
+          <w:p>
+            <w:pPr>
+              <w:jc w:val="center"/>
+            </w:pPr>
             <w:r>
               <w:rPr>
                 <w:sz w:val="19"/>
@@ -4124,10 +4300,12 @@
         </w:tc>
         <w:tc>
           <w:tcPr>
-            <w:tcW w:type="dxa" w:w="1504"/>
-          </w:tcPr>
-          <w:p>
-            <w:pPr/>
+            <w:tcW w:w="1504" w:type="dxa"/>
+          </w:tcPr>
+          <w:p>
+            <w:pPr>
+              <w:jc w:val="center"/>
+            </w:pPr>
             <w:r>
               <w:rPr>
                 <w:sz w:val="19"/>
@@ -4138,10 +4316,12 @@
         </w:tc>
         <w:tc>
           <w:tcPr>
-            <w:tcW w:type="dxa" w:w="1504"/>
-          </w:tcPr>
-          <w:p>
-            <w:pPr/>
+            <w:tcW w:w="1504" w:type="dxa"/>
+          </w:tcPr>
+          <w:p>
+            <w:pPr>
+              <w:jc w:val="center"/>
+            </w:pPr>
             <w:r>
               <w:rPr>
                 <w:sz w:val="19"/>
@@ -4152,10 +4332,12 @@
         </w:tc>
         <w:tc>
           <w:tcPr>
-            <w:tcW w:type="dxa" w:w="1504"/>
-          </w:tcPr>
-          <w:p>
-            <w:pPr/>
+            <w:tcW w:w="1504" w:type="dxa"/>
+          </w:tcPr>
+          <w:p>
+            <w:pPr>
+              <w:jc w:val="center"/>
+            </w:pPr>
             <w:r>
               <w:rPr>
                 <w:sz w:val="19"/>
@@ -4166,10 +4348,12 @@
         </w:tc>
         <w:tc>
           <w:tcPr>
-            <w:tcW w:type="dxa" w:w="1504"/>
-          </w:tcPr>
-          <w:p>
-            <w:pPr/>
+            <w:tcW w:w="1504" w:type="dxa"/>
+          </w:tcPr>
+          <w:p>
+            <w:pPr>
+              <w:jc w:val="center"/>
+            </w:pPr>
             <w:r>
               <w:rPr>
                 <w:sz w:val="19"/>
@@ -4180,10 +4364,12 @@
         </w:tc>
         <w:tc>
           <w:tcPr>
-            <w:tcW w:type="dxa" w:w="1504"/>
-          </w:tcPr>
-          <w:p>
-            <w:pPr/>
+            <w:tcW w:w="1504" w:type="dxa"/>
+          </w:tcPr>
+          <w:p>
+            <w:pPr>
+              <w:jc w:val="center"/>
+            </w:pPr>
             <w:r>
               <w:rPr>
                 <w:sz w:val="19"/>
@@ -4196,10 +4382,13 @@
       <w:tr>
         <w:tc>
           <w:tcPr>
-            <w:tcW w:type="dxa" w:w="1504"/>
-          </w:tcPr>
-          <w:p>
-            <w:pPr/>
+            <w:tcW w:w="1504" w:type="dxa"/>
+            <w:shd w:val="clear" w:color="auto" w:fill="D9D9D9" w:themeFill="background1" w:themeFillShade="D9"/>
+          </w:tcPr>
+          <w:p>
+            <w:pPr>
+              <w:jc w:val="center"/>
+            </w:pPr>
             <w:r>
               <w:rPr>
                 <w:sz w:val="19"/>
@@ -4210,10 +4399,12 @@
         </w:tc>
         <w:tc>
           <w:tcPr>
-            <w:tcW w:type="dxa" w:w="1504"/>
-          </w:tcPr>
-          <w:p>
-            <w:pPr/>
+            <w:tcW w:w="1504" w:type="dxa"/>
+          </w:tcPr>
+          <w:p>
+            <w:pPr>
+              <w:jc w:val="center"/>
+            </w:pPr>
             <w:r>
               <w:rPr>
                 <w:sz w:val="19"/>
@@ -4224,10 +4415,12 @@
         </w:tc>
         <w:tc>
           <w:tcPr>
-            <w:tcW w:type="dxa" w:w="1504"/>
-          </w:tcPr>
-          <w:p>
-            <w:pPr/>
+            <w:tcW w:w="1504" w:type="dxa"/>
+          </w:tcPr>
+          <w:p>
+            <w:pPr>
+              <w:jc w:val="center"/>
+            </w:pPr>
             <w:r>
               <w:rPr>
                 <w:sz w:val="19"/>
@@ -4238,10 +4431,12 @@
         </w:tc>
         <w:tc>
           <w:tcPr>
-            <w:tcW w:type="dxa" w:w="1504"/>
-          </w:tcPr>
-          <w:p>
-            <w:pPr/>
+            <w:tcW w:w="1504" w:type="dxa"/>
+          </w:tcPr>
+          <w:p>
+            <w:pPr>
+              <w:jc w:val="center"/>
+            </w:pPr>
             <w:r>
               <w:rPr>
                 <w:sz w:val="19"/>
@@ -4252,10 +4447,12 @@
         </w:tc>
         <w:tc>
           <w:tcPr>
-            <w:tcW w:type="dxa" w:w="1504"/>
-          </w:tcPr>
-          <w:p>
-            <w:pPr/>
+            <w:tcW w:w="1504" w:type="dxa"/>
+          </w:tcPr>
+          <w:p>
+            <w:pPr>
+              <w:jc w:val="center"/>
+            </w:pPr>
             <w:r>
               <w:rPr>
                 <w:sz w:val="19"/>
@@ -4266,10 +4463,12 @@
         </w:tc>
         <w:tc>
           <w:tcPr>
-            <w:tcW w:type="dxa" w:w="1504"/>
-          </w:tcPr>
-          <w:p>
-            <w:pPr/>
+            <w:tcW w:w="1504" w:type="dxa"/>
+          </w:tcPr>
+          <w:p>
+            <w:pPr>
+              <w:jc w:val="center"/>
+            </w:pPr>
             <w:r>
               <w:rPr>
                 <w:sz w:val="19"/>
@@ -4282,10 +4481,13 @@
       <w:tr>
         <w:tc>
           <w:tcPr>
-            <w:tcW w:type="dxa" w:w="1504"/>
-          </w:tcPr>
-          <w:p>
-            <w:pPr/>
+            <w:tcW w:w="1504" w:type="dxa"/>
+            <w:shd w:val="clear" w:color="auto" w:fill="D9D9D9" w:themeFill="background1" w:themeFillShade="D9"/>
+          </w:tcPr>
+          <w:p>
+            <w:pPr>
+              <w:jc w:val="center"/>
+            </w:pPr>
             <w:r>
               <w:rPr>
                 <w:sz w:val="19"/>
@@ -4296,10 +4498,12 @@
         </w:tc>
         <w:tc>
           <w:tcPr>
-            <w:tcW w:type="dxa" w:w="1504"/>
-          </w:tcPr>
-          <w:p>
-            <w:pPr/>
+            <w:tcW w:w="1504" w:type="dxa"/>
+          </w:tcPr>
+          <w:p>
+            <w:pPr>
+              <w:jc w:val="center"/>
+            </w:pPr>
             <w:r>
               <w:rPr>
                 <w:sz w:val="19"/>
@@ -4310,10 +4514,12 @@
         </w:tc>
         <w:tc>
           <w:tcPr>
-            <w:tcW w:type="dxa" w:w="1504"/>
-          </w:tcPr>
-          <w:p>
-            <w:pPr/>
+            <w:tcW w:w="1504" w:type="dxa"/>
+          </w:tcPr>
+          <w:p>
+            <w:pPr>
+              <w:jc w:val="center"/>
+            </w:pPr>
             <w:r>
               <w:rPr>
                 <w:sz w:val="19"/>
@@ -4324,10 +4530,12 @@
         </w:tc>
         <w:tc>
           <w:tcPr>
-            <w:tcW w:type="dxa" w:w="1504"/>
-          </w:tcPr>
-          <w:p>
-            <w:pPr/>
+            <w:tcW w:w="1504" w:type="dxa"/>
+          </w:tcPr>
+          <w:p>
+            <w:pPr>
+              <w:jc w:val="center"/>
+            </w:pPr>
             <w:r>
               <w:rPr>
                 <w:sz w:val="19"/>
@@ -4338,10 +4546,12 @@
         </w:tc>
         <w:tc>
           <w:tcPr>
-            <w:tcW w:type="dxa" w:w="1504"/>
-          </w:tcPr>
-          <w:p>
-            <w:pPr/>
+            <w:tcW w:w="1504" w:type="dxa"/>
+          </w:tcPr>
+          <w:p>
+            <w:pPr>
+              <w:jc w:val="center"/>
+            </w:pPr>
             <w:r>
               <w:rPr>
                 <w:sz w:val="19"/>
@@ -4352,10 +4562,12 @@
         </w:tc>
         <w:tc>
           <w:tcPr>
-            <w:tcW w:type="dxa" w:w="1504"/>
-          </w:tcPr>
-          <w:p>
-            <w:pPr/>
+            <w:tcW w:w="1504" w:type="dxa"/>
+          </w:tcPr>
+          <w:p>
+            <w:pPr>
+              <w:jc w:val="center"/>
+            </w:pPr>
             <w:r>
               <w:rPr>
                 <w:sz w:val="19"/>
@@ -4368,24 +4580,30 @@
       <w:tr>
         <w:tc>
           <w:tcPr>
-            <w:tcW w:type="dxa" w:w="1504"/>
-          </w:tcPr>
-          <w:p>
-            <w:pPr/>
-            <w:r>
-              <w:rPr>
-                <w:sz w:val="19"/>
-              </w:rPr>
+            <w:tcW w:w="1504" w:type="dxa"/>
+            <w:shd w:val="clear" w:color="auto" w:fill="D9D9D9" w:themeFill="background1" w:themeFillShade="D9"/>
+          </w:tcPr>
+          <w:p>
+            <w:pPr>
+              <w:jc w:val="center"/>
+            </w:pPr>
+            <w:r>
+              <w:rPr>
+                <w:sz w:val="19"/>
+              </w:rPr>
+              <w:lastRenderedPageBreak/>
               <w:t>8</w:t>
             </w:r>
           </w:p>
         </w:tc>
         <w:tc>
           <w:tcPr>
-            <w:tcW w:type="dxa" w:w="1504"/>
-          </w:tcPr>
-          <w:p>
-            <w:pPr/>
+            <w:tcW w:w="1504" w:type="dxa"/>
+          </w:tcPr>
+          <w:p>
+            <w:pPr>
+              <w:jc w:val="center"/>
+            </w:pPr>
             <w:r>
               <w:rPr>
                 <w:sz w:val="19"/>
@@ -4396,10 +4614,12 @@
         </w:tc>
         <w:tc>
           <w:tcPr>
-            <w:tcW w:type="dxa" w:w="1504"/>
-          </w:tcPr>
-          <w:p>
-            <w:pPr/>
+            <w:tcW w:w="1504" w:type="dxa"/>
+          </w:tcPr>
+          <w:p>
+            <w:pPr>
+              <w:jc w:val="center"/>
+            </w:pPr>
             <w:r>
               <w:rPr>
                 <w:sz w:val="19"/>
@@ -4410,10 +4630,12 @@
         </w:tc>
         <w:tc>
           <w:tcPr>
-            <w:tcW w:type="dxa" w:w="1504"/>
-          </w:tcPr>
-          <w:p>
-            <w:pPr/>
+            <w:tcW w:w="1504" w:type="dxa"/>
+          </w:tcPr>
+          <w:p>
+            <w:pPr>
+              <w:jc w:val="center"/>
+            </w:pPr>
             <w:r>
               <w:rPr>
                 <w:sz w:val="19"/>
@@ -4424,10 +4646,12 @@
         </w:tc>
         <w:tc>
           <w:tcPr>
-            <w:tcW w:type="dxa" w:w="1504"/>
-          </w:tcPr>
-          <w:p>
-            <w:pPr/>
+            <w:tcW w:w="1504" w:type="dxa"/>
+          </w:tcPr>
+          <w:p>
+            <w:pPr>
+              <w:jc w:val="center"/>
+            </w:pPr>
             <w:r>
               <w:rPr>
                 <w:sz w:val="19"/>
@@ -4438,10 +4662,12 @@
         </w:tc>
         <w:tc>
           <w:tcPr>
-            <w:tcW w:type="dxa" w:w="1504"/>
-          </w:tcPr>
-          <w:p>
-            <w:pPr/>
+            <w:tcW w:w="1504" w:type="dxa"/>
+          </w:tcPr>
+          <w:p>
+            <w:pPr>
+              <w:jc w:val="center"/>
+            </w:pPr>
             <w:r>
               <w:rPr>
                 <w:sz w:val="19"/>
@@ -4453,18 +4679,15 @@
       </w:tr>
     </w:tbl>
     <w:p>
+      <w:pPr>
+        <w:spacing w:after="240"/>
+      </w:pPr>
       <w:r>
         <w:br/>
       </w:r>
-    </w:p>
-    <w:p>
-      <w:pPr>
-        <w:spacing w:before="240" w:after="120"/>
-      </w:pPr>
       <w:r>
         <w:rPr>
           <w:b/>
-          <w:color w:val="004A91"/>
           <w:sz w:val="24"/>
         </w:rPr>
         <w:t>LISTA DE ACCIONES COMPLETADAS</w:t>
@@ -4472,62 +4695,114 @@
     </w:p>
     <w:p>
       <w:pPr>
+        <w:pStyle w:val="Prrafodelista"/>
+        <w:numPr>
+          <w:ilvl w:val="0"/>
+          <w:numId w:val="3"/>
+        </w:numPr>
         <w:spacing w:after="80"/>
-        <w:ind w:left="360"/>
       </w:pPr>
       <w:r>
-        <w:t>• Completado: Estructura del backend organizada bajo patrón MVC completo y limpio con capa de vistas separada.</w:t>
+        <w:rPr>
+          <w:b/>
+          <w:bCs/>
+        </w:rPr>
+        <w:t>Completado:</w:t>
+      </w:r>
+      <w:r>
+        <w:t xml:space="preserve"> Estructura del backend organizada bajo patrón MVC completo y limpio con capa de vistas separada.</w:t>
       </w:r>
     </w:p>
     <w:p>
       <w:pPr>
+        <w:pStyle w:val="Prrafodelista"/>
+        <w:numPr>
+          <w:ilvl w:val="0"/>
+          <w:numId w:val="3"/>
+        </w:numPr>
         <w:spacing w:after="80"/>
-        <w:ind w:left="360"/>
       </w:pPr>
       <w:r>
-        <w:t>• Completado: Generación de Manual de Usuario en formato docx bajo norma IEEE 1063-2001.</w:t>
+        <w:rPr>
+          <w:b/>
+          <w:bCs/>
+        </w:rPr>
+        <w:t>Completado:</w:t>
+      </w:r>
+      <w:r>
+        <w:t xml:space="preserve"> Generación de Manual de Usuario en formato docx bajo norma IEEE 1063-2001.</w:t>
       </w:r>
     </w:p>
     <w:p>
       <w:pPr>
+        <w:pStyle w:val="Prrafodelista"/>
+        <w:numPr>
+          <w:ilvl w:val="0"/>
+          <w:numId w:val="3"/>
+        </w:numPr>
         <w:spacing w:after="80"/>
-        <w:ind w:left="360"/>
       </w:pPr>
       <w:r>
-        <w:t>• Completado: Generación de Manual Técnico en formato docx bajo norma IEEE 1016-2009.</w:t>
+        <w:rPr>
+          <w:b/>
+          <w:bCs/>
+        </w:rPr>
+        <w:t>Completado:</w:t>
+      </w:r>
+      <w:r>
+        <w:t xml:space="preserve"> Generación de Manual Técnico en formato docx bajo norma IEEE 1016-2009.</w:t>
       </w:r>
     </w:p>
     <w:p>
       <w:pPr>
+        <w:pStyle w:val="Prrafodelista"/>
+        <w:numPr>
+          <w:ilvl w:val="0"/>
+          <w:numId w:val="3"/>
+        </w:numPr>
         <w:spacing w:after="80"/>
-        <w:ind w:left="360"/>
       </w:pPr>
       <w:r>
-        <w:t>• Completado: Inserción del plan formal de mantenimiento de software (correctivo, adaptativo, perfectivo y preventivo) en el documento de políticas.</w:t>
+        <w:rPr>
+          <w:b/>
+          <w:bCs/>
+        </w:rPr>
+        <w:t>Completado:</w:t>
+      </w:r>
+      <w:r>
+        <w:t xml:space="preserve"> Inserción del plan formal de mantenimiento de software (correctivo, adaptativo, perfectivo y preventivo) en el documento de políticas.</w:t>
       </w:r>
     </w:p>
     <w:p>
       <w:pPr>
+        <w:pStyle w:val="Prrafodelista"/>
+        <w:numPr>
+          <w:ilvl w:val="0"/>
+          <w:numId w:val="3"/>
+        </w:numPr>
         <w:spacing w:after="80"/>
-        <w:ind w:left="360"/>
       </w:pPr>
       <w:r>
-        <w:t>• Completado: Cierre del repositorio local, pruebas y auditoría de software aprobadas con 100% de avance promedio general.</w:t>
+        <w:rPr>
+          <w:b/>
+          <w:bCs/>
+        </w:rPr>
+        <w:t>Completado:</w:t>
+      </w:r>
+      <w:r>
+        <w:t xml:space="preserve"> Cierre del repositorio local, pruebas y auditoría de software aprobadas con 100% de avance promedio general.</w:t>
       </w:r>
     </w:p>
     <w:p>
+      <w:pPr>
+        <w:spacing w:after="240"/>
+      </w:pPr>
       <w:r>
         <w:br/>
       </w:r>
-    </w:p>
-    <w:p>
-      <w:pPr>
-        <w:spacing w:before="240" w:after="120"/>
-      </w:pPr>
       <w:r>
         <w:rPr>
           <w:b/>
-          <w:color w:val="004A91"/>
           <w:sz w:val="24"/>
         </w:rPr>
         <w:t>ANEXOS ADICIONALES</w:t>
@@ -4535,29 +4810,41 @@
     </w:p>
     <w:p>
       <w:pPr>
+        <w:pStyle w:val="Prrafodelista"/>
+        <w:numPr>
+          <w:ilvl w:val="0"/>
+          <w:numId w:val="4"/>
+        </w:numPr>
         <w:spacing w:after="80"/>
-        <w:ind w:left="360"/>
       </w:pPr>
       <w:r>
-        <w:t>• Manual de Usuario Oficial (Manual de usuario.docx)</w:t>
+        <w:t>Manual de Usuario Oficial (Manual de usuario.docx)</w:t>
       </w:r>
     </w:p>
     <w:p>
       <w:pPr>
+        <w:pStyle w:val="Prrafodelista"/>
+        <w:numPr>
+          <w:ilvl w:val="0"/>
+          <w:numId w:val="4"/>
+        </w:numPr>
         <w:spacing w:after="80"/>
-        <w:ind w:left="360"/>
       </w:pPr>
       <w:r>
-        <w:t>• Manual Técnico de Diseño Detallado (Manual tecnico.docx)</w:t>
+        <w:t>Manual Técnico de Diseño Detallado (Manual tecnico.docx)</w:t>
       </w:r>
     </w:p>
     <w:p>
       <w:pPr>
+        <w:pStyle w:val="Prrafodelista"/>
+        <w:numPr>
+          <w:ilvl w:val="0"/>
+          <w:numId w:val="4"/>
+        </w:numPr>
         <w:spacing w:after="80"/>
-        <w:ind w:left="360"/>
       </w:pPr>
       <w:r>
-        <w:t>• Plan de Mantenimiento de Software Integrado (Política de mantenimiento.docx)</w:t>
+        <w:t>Plan de Mantenimiento de Software Integrado (Política de mantenimiento.docx)</w:t>
       </w:r>
     </w:p>
     <w:sectPr>
@@ -4573,6 +4860,458 @@
 <file path=word/numbering.xml><?xml version="1.0" encoding="utf-8"?>
 <w:numbering xmlns:wpc="http://schemas.microsoft.com/office/word/2010/wordprocessingCanvas" xmlns:cx="http://schemas.microsoft.com/office/drawing/2014/chartex" xmlns:cx1="http://schemas.microsoft.com/office/drawing/2015/9/8/chartex" xmlns:cx2="http://schemas.microsoft.com/office/drawing/2015/10/21/chartex" xmlns:cx3="http://schemas.microsoft.com/office/drawing/2016/5/9/chartex" xmlns:cx4="http://schemas.microsoft.com/office/drawing/2016/5/10/chartex" xmlns:cx5="http://schemas.microsoft.com/office/drawing/2016/5/11/chartex" xmlns:cx6="http://schemas.microsoft.com/office/drawing/2016/5/12/chartex" xmlns:cx7="http://schemas.microsoft.com/office/drawing/2016/5/13/chartex" xmlns:cx8="http://schemas.microsoft.com/office/drawing/2016/5/14/chartex" xmlns:mc="http://schemas.openxmlformats.org/markup-compatibility/2006" xmlns:aink="http://schemas.microsoft.com/office/drawing/2016/ink" xmlns:am3d="http://schemas.microsoft.com/office/drawing/2017/model3d" xmlns:o="urn:schemas-microsoft-com:office:office" xmlns:oel="http://schemas.microsoft.com/office/2019/extlst" xmlns:r="http://schemas.openxmlformats.org/officeDocument/2006/relationships" xmlns:m="http://schemas.openxmlformats.org/officeDocument/2006/math" xmlns:v="urn:schemas-microsoft-com:vml" xmlns:wp14="http://schemas.microsoft.com/office/word/2010/wordprocessingDrawing" xmlns:wp="http://schemas.openxmlformats.org/drawingml/2006/wordprocessingDrawing" xmlns:w10="urn:schemas-microsoft-com:office:word" xmlns:w="http://schemas.openxmlformats.org/wordprocessingml/2006/main" xmlns:w14="http://schemas.microsoft.com/office/word/2010/wordml" xmlns:w15="http://schemas.microsoft.com/office/word/2012/wordml" xmlns:w16cex="http://schemas.microsoft.com/office/word/2018/wordml/cex" xmlns:w16cid="http://schemas.microsoft.com/office/word/2016/wordml/cid" xmlns:w16="http://schemas.microsoft.com/office/word/2018/wordml" xmlns:w16du="http://schemas.microsoft.com/office/word/2023/wordml/word16du" xmlns:w16sdtdh="http://schemas.microsoft.com/office/word/2020/wordml/sdtdatahash" xmlns:w16sdtfl="http://schemas.microsoft.com/office/word/2024/wordml/sdtformatlock" xmlns:w16se="http://schemas.microsoft.com/office/word/2015/wordml/symex" xmlns:wpg="http://schemas.microsoft.com/office/word/2010/wordprocessingGroup" xmlns:wpi="http://schemas.microsoft.com/office/word/2010/wordprocessingInk" xmlns:wne="http://schemas.microsoft.com/office/word/2006/wordml" xmlns:wps="http://schemas.microsoft.com/office/word/2010/wordprocessingShape" mc:Ignorable="w14 w15 w16se w16cid w16 w16cex w16sdtdh w16sdtfl w16du wp14">
   <w:abstractNum w:abstractNumId="0" w15:restartNumberingAfterBreak="0">
+    <w:nsid w:val="18E40E13"/>
+    <w:multiLevelType w:val="hybridMultilevel"/>
+    <w:tmpl w:val="580668F6"/>
+    <w:lvl w:ilvl="0" w:tplc="300A000B">
+      <w:start w:val="1"/>
+      <w:numFmt w:val="bullet"/>
+      <w:lvlText w:val=""/>
+      <w:lvlJc w:val="left"/>
+      <w:pPr>
+        <w:ind w:left="720" w:hanging="360"/>
+      </w:pPr>
+      <w:rPr>
+        <w:rFonts w:ascii="Wingdings" w:hAnsi="Wingdings" w:hint="default"/>
+      </w:rPr>
+    </w:lvl>
+    <w:lvl w:ilvl="1" w:tplc="300A0003" w:tentative="1">
+      <w:start w:val="1"/>
+      <w:numFmt w:val="bullet"/>
+      <w:lvlText w:val="o"/>
+      <w:lvlJc w:val="left"/>
+      <w:pPr>
+        <w:ind w:left="1440" w:hanging="360"/>
+      </w:pPr>
+      <w:rPr>
+        <w:rFonts w:ascii="Courier New" w:hAnsi="Courier New" w:cs="Courier New" w:hint="default"/>
+      </w:rPr>
+    </w:lvl>
+    <w:lvl w:ilvl="2" w:tplc="300A0005" w:tentative="1">
+      <w:start w:val="1"/>
+      <w:numFmt w:val="bullet"/>
+      <w:lvlText w:val=""/>
+      <w:lvlJc w:val="left"/>
+      <w:pPr>
+        <w:ind w:left="2160" w:hanging="360"/>
+      </w:pPr>
+      <w:rPr>
+        <w:rFonts w:ascii="Wingdings" w:hAnsi="Wingdings" w:hint="default"/>
+      </w:rPr>
+    </w:lvl>
+    <w:lvl w:ilvl="3" w:tplc="300A0001" w:tentative="1">
+      <w:start w:val="1"/>
+      <w:numFmt w:val="bullet"/>
+      <w:lvlText w:val=""/>
+      <w:lvlJc w:val="left"/>
+      <w:pPr>
+        <w:ind w:left="2880" w:hanging="360"/>
+      </w:pPr>
+      <w:rPr>
+        <w:rFonts w:ascii="Symbol" w:hAnsi="Symbol" w:hint="default"/>
+      </w:rPr>
+    </w:lvl>
+    <w:lvl w:ilvl="4" w:tplc="300A0003" w:tentative="1">
+      <w:start w:val="1"/>
+      <w:numFmt w:val="bullet"/>
+      <w:lvlText w:val="o"/>
+      <w:lvlJc w:val="left"/>
+      <w:pPr>
+        <w:ind w:left="3600" w:hanging="360"/>
+      </w:pPr>
+      <w:rPr>
+        <w:rFonts w:ascii="Courier New" w:hAnsi="Courier New" w:cs="Courier New" w:hint="default"/>
+      </w:rPr>
+    </w:lvl>
+    <w:lvl w:ilvl="5" w:tplc="300A0005" w:tentative="1">
+      <w:start w:val="1"/>
+      <w:numFmt w:val="bullet"/>
+      <w:lvlText w:val=""/>
+      <w:lvlJc w:val="left"/>
+      <w:pPr>
+        <w:ind w:left="4320" w:hanging="360"/>
+      </w:pPr>
+      <w:rPr>
+        <w:rFonts w:ascii="Wingdings" w:hAnsi="Wingdings" w:hint="default"/>
+      </w:rPr>
+    </w:lvl>
+    <w:lvl w:ilvl="6" w:tplc="300A0001" w:tentative="1">
+      <w:start w:val="1"/>
+      <w:numFmt w:val="bullet"/>
+      <w:lvlText w:val=""/>
+      <w:lvlJc w:val="left"/>
+      <w:pPr>
+        <w:ind w:left="5040" w:hanging="360"/>
+      </w:pPr>
+      <w:rPr>
+        <w:rFonts w:ascii="Symbol" w:hAnsi="Symbol" w:hint="default"/>
+      </w:rPr>
+    </w:lvl>
+    <w:lvl w:ilvl="7" w:tplc="300A0003" w:tentative="1">
+      <w:start w:val="1"/>
+      <w:numFmt w:val="bullet"/>
+      <w:lvlText w:val="o"/>
+      <w:lvlJc w:val="left"/>
+      <w:pPr>
+        <w:ind w:left="5760" w:hanging="360"/>
+      </w:pPr>
+      <w:rPr>
+        <w:rFonts w:ascii="Courier New" w:hAnsi="Courier New" w:cs="Courier New" w:hint="default"/>
+      </w:rPr>
+    </w:lvl>
+    <w:lvl w:ilvl="8" w:tplc="300A0005" w:tentative="1">
+      <w:start w:val="1"/>
+      <w:numFmt w:val="bullet"/>
+      <w:lvlText w:val=""/>
+      <w:lvlJc w:val="left"/>
+      <w:pPr>
+        <w:ind w:left="6480" w:hanging="360"/>
+      </w:pPr>
+      <w:rPr>
+        <w:rFonts w:ascii="Wingdings" w:hAnsi="Wingdings" w:hint="default"/>
+      </w:rPr>
+    </w:lvl>
+  </w:abstractNum>
+  <w:abstractNum w:abstractNumId="1" w15:restartNumberingAfterBreak="0">
+    <w:nsid w:val="230B03FB"/>
+    <w:multiLevelType w:val="hybridMultilevel"/>
+    <w:tmpl w:val="C59203A0"/>
+    <w:lvl w:ilvl="0" w:tplc="300A000B">
+      <w:start w:val="1"/>
+      <w:numFmt w:val="bullet"/>
+      <w:lvlText w:val=""/>
+      <w:lvlJc w:val="left"/>
+      <w:pPr>
+        <w:ind w:left="720" w:hanging="360"/>
+      </w:pPr>
+      <w:rPr>
+        <w:rFonts w:ascii="Wingdings" w:hAnsi="Wingdings" w:hint="default"/>
+      </w:rPr>
+    </w:lvl>
+    <w:lvl w:ilvl="1" w:tplc="300A0003" w:tentative="1">
+      <w:start w:val="1"/>
+      <w:numFmt w:val="bullet"/>
+      <w:lvlText w:val="o"/>
+      <w:lvlJc w:val="left"/>
+      <w:pPr>
+        <w:ind w:left="1440" w:hanging="360"/>
+      </w:pPr>
+      <w:rPr>
+        <w:rFonts w:ascii="Courier New" w:hAnsi="Courier New" w:cs="Courier New" w:hint="default"/>
+      </w:rPr>
+    </w:lvl>
+    <w:lvl w:ilvl="2" w:tplc="300A0005" w:tentative="1">
+      <w:start w:val="1"/>
+      <w:numFmt w:val="bullet"/>
+      <w:lvlText w:val=""/>
+      <w:lvlJc w:val="left"/>
+      <w:pPr>
+        <w:ind w:left="2160" w:hanging="360"/>
+      </w:pPr>
+      <w:rPr>
+        <w:rFonts w:ascii="Wingdings" w:hAnsi="Wingdings" w:hint="default"/>
+      </w:rPr>
+    </w:lvl>
+    <w:lvl w:ilvl="3" w:tplc="300A0001" w:tentative="1">
+      <w:start w:val="1"/>
+      <w:numFmt w:val="bullet"/>
+      <w:lvlText w:val=""/>
+      <w:lvlJc w:val="left"/>
+      <w:pPr>
+        <w:ind w:left="2880" w:hanging="360"/>
+      </w:pPr>
+      <w:rPr>
+        <w:rFonts w:ascii="Symbol" w:hAnsi="Symbol" w:hint="default"/>
+      </w:rPr>
+    </w:lvl>
+    <w:lvl w:ilvl="4" w:tplc="300A0003" w:tentative="1">
+      <w:start w:val="1"/>
+      <w:numFmt w:val="bullet"/>
+      <w:lvlText w:val="o"/>
+      <w:lvlJc w:val="left"/>
+      <w:pPr>
+        <w:ind w:left="3600" w:hanging="360"/>
+      </w:pPr>
+      <w:rPr>
+        <w:rFonts w:ascii="Courier New" w:hAnsi="Courier New" w:cs="Courier New" w:hint="default"/>
+      </w:rPr>
+    </w:lvl>
+    <w:lvl w:ilvl="5" w:tplc="300A0005" w:tentative="1">
+      <w:start w:val="1"/>
+      <w:numFmt w:val="bullet"/>
+      <w:lvlText w:val=""/>
+      <w:lvlJc w:val="left"/>
+      <w:pPr>
+        <w:ind w:left="4320" w:hanging="360"/>
+      </w:pPr>
+      <w:rPr>
+        <w:rFonts w:ascii="Wingdings" w:hAnsi="Wingdings" w:hint="default"/>
+      </w:rPr>
+    </w:lvl>
+    <w:lvl w:ilvl="6" w:tplc="300A0001" w:tentative="1">
+      <w:start w:val="1"/>
+      <w:numFmt w:val="bullet"/>
+      <w:lvlText w:val=""/>
+      <w:lvlJc w:val="left"/>
+      <w:pPr>
+        <w:ind w:left="5040" w:hanging="360"/>
+      </w:pPr>
+      <w:rPr>
+        <w:rFonts w:ascii="Symbol" w:hAnsi="Symbol" w:hint="default"/>
+      </w:rPr>
+    </w:lvl>
+    <w:lvl w:ilvl="7" w:tplc="300A0003" w:tentative="1">
+      <w:start w:val="1"/>
+      <w:numFmt w:val="bullet"/>
+      <w:lvlText w:val="o"/>
+      <w:lvlJc w:val="left"/>
+      <w:pPr>
+        <w:ind w:left="5760" w:hanging="360"/>
+      </w:pPr>
+      <w:rPr>
+        <w:rFonts w:ascii="Courier New" w:hAnsi="Courier New" w:cs="Courier New" w:hint="default"/>
+      </w:rPr>
+    </w:lvl>
+    <w:lvl w:ilvl="8" w:tplc="300A0005" w:tentative="1">
+      <w:start w:val="1"/>
+      <w:numFmt w:val="bullet"/>
+      <w:lvlText w:val=""/>
+      <w:lvlJc w:val="left"/>
+      <w:pPr>
+        <w:ind w:left="6480" w:hanging="360"/>
+      </w:pPr>
+      <w:rPr>
+        <w:rFonts w:ascii="Wingdings" w:hAnsi="Wingdings" w:hint="default"/>
+      </w:rPr>
+    </w:lvl>
+  </w:abstractNum>
+  <w:abstractNum w:abstractNumId="2" w15:restartNumberingAfterBreak="0">
+    <w:nsid w:val="34560054"/>
+    <w:multiLevelType w:val="hybridMultilevel"/>
+    <w:tmpl w:val="77F468A6"/>
+    <w:lvl w:ilvl="0" w:tplc="300A000B">
+      <w:start w:val="1"/>
+      <w:numFmt w:val="bullet"/>
+      <w:lvlText w:val=""/>
+      <w:lvlJc w:val="left"/>
+      <w:pPr>
+        <w:ind w:left="720" w:hanging="360"/>
+      </w:pPr>
+      <w:rPr>
+        <w:rFonts w:ascii="Wingdings" w:hAnsi="Wingdings" w:hint="default"/>
+      </w:rPr>
+    </w:lvl>
+    <w:lvl w:ilvl="1" w:tplc="300A0003" w:tentative="1">
+      <w:start w:val="1"/>
+      <w:numFmt w:val="bullet"/>
+      <w:lvlText w:val="o"/>
+      <w:lvlJc w:val="left"/>
+      <w:pPr>
+        <w:ind w:left="1440" w:hanging="360"/>
+      </w:pPr>
+      <w:rPr>
+        <w:rFonts w:ascii="Courier New" w:hAnsi="Courier New" w:cs="Courier New" w:hint="default"/>
+      </w:rPr>
+    </w:lvl>
+    <w:lvl w:ilvl="2" w:tplc="300A0005" w:tentative="1">
+      <w:start w:val="1"/>
+      <w:numFmt w:val="bullet"/>
+      <w:lvlText w:val=""/>
+      <w:lvlJc w:val="left"/>
+      <w:pPr>
+        <w:ind w:left="2160" w:hanging="360"/>
+      </w:pPr>
+      <w:rPr>
+        <w:rFonts w:ascii="Wingdings" w:hAnsi="Wingdings" w:hint="default"/>
+      </w:rPr>
+    </w:lvl>
+    <w:lvl w:ilvl="3" w:tplc="300A0001" w:tentative="1">
+      <w:start w:val="1"/>
+      <w:numFmt w:val="bullet"/>
+      <w:lvlText w:val=""/>
+      <w:lvlJc w:val="left"/>
+      <w:pPr>
+        <w:ind w:left="2880" w:hanging="360"/>
+      </w:pPr>
+      <w:rPr>
+        <w:rFonts w:ascii="Symbol" w:hAnsi="Symbol" w:hint="default"/>
+      </w:rPr>
+    </w:lvl>
+    <w:lvl w:ilvl="4" w:tplc="300A0003" w:tentative="1">
+      <w:start w:val="1"/>
+      <w:numFmt w:val="bullet"/>
+      <w:lvlText w:val="o"/>
+      <w:lvlJc w:val="left"/>
+      <w:pPr>
+        <w:ind w:left="3600" w:hanging="360"/>
+      </w:pPr>
+      <w:rPr>
+        <w:rFonts w:ascii="Courier New" w:hAnsi="Courier New" w:cs="Courier New" w:hint="default"/>
+      </w:rPr>
+    </w:lvl>
+    <w:lvl w:ilvl="5" w:tplc="300A0005" w:tentative="1">
+      <w:start w:val="1"/>
+      <w:numFmt w:val="bullet"/>
+      <w:lvlText w:val=""/>
+      <w:lvlJc w:val="left"/>
+      <w:pPr>
+        <w:ind w:left="4320" w:hanging="360"/>
+      </w:pPr>
+      <w:rPr>
+        <w:rFonts w:ascii="Wingdings" w:hAnsi="Wingdings" w:hint="default"/>
+      </w:rPr>
+    </w:lvl>
+    <w:lvl w:ilvl="6" w:tplc="300A0001" w:tentative="1">
+      <w:start w:val="1"/>
+      <w:numFmt w:val="bullet"/>
+      <w:lvlText w:val=""/>
+      <w:lvlJc w:val="left"/>
+      <w:pPr>
+        <w:ind w:left="5040" w:hanging="360"/>
+      </w:pPr>
+      <w:rPr>
+        <w:rFonts w:ascii="Symbol" w:hAnsi="Symbol" w:hint="default"/>
+      </w:rPr>
+    </w:lvl>
+    <w:lvl w:ilvl="7" w:tplc="300A0003" w:tentative="1">
+      <w:start w:val="1"/>
+      <w:numFmt w:val="bullet"/>
+      <w:lvlText w:val="o"/>
+      <w:lvlJc w:val="left"/>
+      <w:pPr>
+        <w:ind w:left="5760" w:hanging="360"/>
+      </w:pPr>
+      <w:rPr>
+        <w:rFonts w:ascii="Courier New" w:hAnsi="Courier New" w:cs="Courier New" w:hint="default"/>
+      </w:rPr>
+    </w:lvl>
+    <w:lvl w:ilvl="8" w:tplc="300A0005" w:tentative="1">
+      <w:start w:val="1"/>
+      <w:numFmt w:val="bullet"/>
+      <w:lvlText w:val=""/>
+      <w:lvlJc w:val="left"/>
+      <w:pPr>
+        <w:ind w:left="6480" w:hanging="360"/>
+      </w:pPr>
+      <w:rPr>
+        <w:rFonts w:ascii="Wingdings" w:hAnsi="Wingdings" w:hint="default"/>
+      </w:rPr>
+    </w:lvl>
+  </w:abstractNum>
+  <w:abstractNum w:abstractNumId="3" w15:restartNumberingAfterBreak="0">
+    <w:nsid w:val="39BF07E6"/>
+    <w:multiLevelType w:val="hybridMultilevel"/>
+    <w:tmpl w:val="37E268CA"/>
+    <w:lvl w:ilvl="0" w:tplc="300A0001">
+      <w:start w:val="1"/>
+      <w:numFmt w:val="bullet"/>
+      <w:lvlText w:val=""/>
+      <w:lvlJc w:val="left"/>
+      <w:pPr>
+        <w:ind w:left="1080" w:hanging="360"/>
+      </w:pPr>
+      <w:rPr>
+        <w:rFonts w:ascii="Symbol" w:hAnsi="Symbol" w:hint="default"/>
+      </w:rPr>
+    </w:lvl>
+    <w:lvl w:ilvl="1" w:tplc="300A0003" w:tentative="1">
+      <w:start w:val="1"/>
+      <w:numFmt w:val="bullet"/>
+      <w:lvlText w:val="o"/>
+      <w:lvlJc w:val="left"/>
+      <w:pPr>
+        <w:ind w:left="1800" w:hanging="360"/>
+      </w:pPr>
+      <w:rPr>
+        <w:rFonts w:ascii="Courier New" w:hAnsi="Courier New" w:cs="Courier New" w:hint="default"/>
+      </w:rPr>
+    </w:lvl>
+    <w:lvl w:ilvl="2" w:tplc="300A0005" w:tentative="1">
+      <w:start w:val="1"/>
+      <w:numFmt w:val="bullet"/>
+      <w:lvlText w:val=""/>
+      <w:lvlJc w:val="left"/>
+      <w:pPr>
+        <w:ind w:left="2520" w:hanging="360"/>
+      </w:pPr>
+      <w:rPr>
+        <w:rFonts w:ascii="Wingdings" w:hAnsi="Wingdings" w:hint="default"/>
+      </w:rPr>
+    </w:lvl>
+    <w:lvl w:ilvl="3" w:tplc="300A0001" w:tentative="1">
+      <w:start w:val="1"/>
+      <w:numFmt w:val="bullet"/>
+      <w:lvlText w:val=""/>
+      <w:lvlJc w:val="left"/>
+      <w:pPr>
+        <w:ind w:left="3240" w:hanging="360"/>
+      </w:pPr>
+      <w:rPr>
+        <w:rFonts w:ascii="Symbol" w:hAnsi="Symbol" w:hint="default"/>
+      </w:rPr>
+    </w:lvl>
+    <w:lvl w:ilvl="4" w:tplc="300A0003" w:tentative="1">
+      <w:start w:val="1"/>
+      <w:numFmt w:val="bullet"/>
+      <w:lvlText w:val="o"/>
+      <w:lvlJc w:val="left"/>
+      <w:pPr>
+        <w:ind w:left="3960" w:hanging="360"/>
+      </w:pPr>
+      <w:rPr>
+        <w:rFonts w:ascii="Courier New" w:hAnsi="Courier New" w:cs="Courier New" w:hint="default"/>
+      </w:rPr>
+    </w:lvl>
+    <w:lvl w:ilvl="5" w:tplc="300A0005" w:tentative="1">
+      <w:start w:val="1"/>
+      <w:numFmt w:val="bullet"/>
+      <w:lvlText w:val=""/>
+      <w:lvlJc w:val="left"/>
+      <w:pPr>
+        <w:ind w:left="4680" w:hanging="360"/>
+      </w:pPr>
+      <w:rPr>
+        <w:rFonts w:ascii="Wingdings" w:hAnsi="Wingdings" w:hint="default"/>
+      </w:rPr>
+    </w:lvl>
+    <w:lvl w:ilvl="6" w:tplc="300A0001" w:tentative="1">
+      <w:start w:val="1"/>
+      <w:numFmt w:val="bullet"/>
+      <w:lvlText w:val=""/>
+      <w:lvlJc w:val="left"/>
+      <w:pPr>
+        <w:ind w:left="5400" w:hanging="360"/>
+      </w:pPr>
+      <w:rPr>
+        <w:rFonts w:ascii="Symbol" w:hAnsi="Symbol" w:hint="default"/>
+      </w:rPr>
+    </w:lvl>
+    <w:lvl w:ilvl="7" w:tplc="300A0003" w:tentative="1">
+      <w:start w:val="1"/>
+      <w:numFmt w:val="bullet"/>
+      <w:lvlText w:val="o"/>
+      <w:lvlJc w:val="left"/>
+      <w:pPr>
+        <w:ind w:left="6120" w:hanging="360"/>
+      </w:pPr>
+      <w:rPr>
+        <w:rFonts w:ascii="Courier New" w:hAnsi="Courier New" w:cs="Courier New" w:hint="default"/>
+      </w:rPr>
+    </w:lvl>
+    <w:lvl w:ilvl="8" w:tplc="300A0005" w:tentative="1">
+      <w:start w:val="1"/>
+      <w:numFmt w:val="bullet"/>
+      <w:lvlText w:val=""/>
+      <w:lvlJc w:val="left"/>
+      <w:pPr>
+        <w:ind w:left="6840" w:hanging="360"/>
+      </w:pPr>
+      <w:rPr>
+        <w:rFonts w:ascii="Wingdings" w:hAnsi="Wingdings" w:hint="default"/>
+      </w:rPr>
+    </w:lvl>
+  </w:abstractNum>
+  <w:abstractNum w:abstractNumId="4" w15:restartNumberingAfterBreak="0">
     <w:nsid w:val="3BF26C4D"/>
     <w:multiLevelType w:val="hybridMultilevel"/>
     <w:tmpl w:val="7E502942"/>
@@ -4658,11 +5397,487 @@
       </w:pPr>
     </w:lvl>
   </w:abstractNum>
+  <w:abstractNum w:abstractNumId="5" w15:restartNumberingAfterBreak="0">
+    <w:nsid w:val="4DA165D4"/>
+    <w:multiLevelType w:val="hybridMultilevel"/>
+    <w:tmpl w:val="E570A898"/>
+    <w:lvl w:ilvl="0" w:tplc="300A000B">
+      <w:start w:val="1"/>
+      <w:numFmt w:val="bullet"/>
+      <w:lvlText w:val=""/>
+      <w:lvlJc w:val="left"/>
+      <w:pPr>
+        <w:ind w:left="720" w:hanging="360"/>
+      </w:pPr>
+      <w:rPr>
+        <w:rFonts w:ascii="Wingdings" w:hAnsi="Wingdings" w:hint="default"/>
+      </w:rPr>
+    </w:lvl>
+    <w:lvl w:ilvl="1" w:tplc="300A0003" w:tentative="1">
+      <w:start w:val="1"/>
+      <w:numFmt w:val="bullet"/>
+      <w:lvlText w:val="o"/>
+      <w:lvlJc w:val="left"/>
+      <w:pPr>
+        <w:ind w:left="1440" w:hanging="360"/>
+      </w:pPr>
+      <w:rPr>
+        <w:rFonts w:ascii="Courier New" w:hAnsi="Courier New" w:cs="Courier New" w:hint="default"/>
+      </w:rPr>
+    </w:lvl>
+    <w:lvl w:ilvl="2" w:tplc="300A0005" w:tentative="1">
+      <w:start w:val="1"/>
+      <w:numFmt w:val="bullet"/>
+      <w:lvlText w:val=""/>
+      <w:lvlJc w:val="left"/>
+      <w:pPr>
+        <w:ind w:left="2160" w:hanging="360"/>
+      </w:pPr>
+      <w:rPr>
+        <w:rFonts w:ascii="Wingdings" w:hAnsi="Wingdings" w:hint="default"/>
+      </w:rPr>
+    </w:lvl>
+    <w:lvl w:ilvl="3" w:tplc="300A0001" w:tentative="1">
+      <w:start w:val="1"/>
+      <w:numFmt w:val="bullet"/>
+      <w:lvlText w:val=""/>
+      <w:lvlJc w:val="left"/>
+      <w:pPr>
+        <w:ind w:left="2880" w:hanging="360"/>
+      </w:pPr>
+      <w:rPr>
+        <w:rFonts w:ascii="Symbol" w:hAnsi="Symbol" w:hint="default"/>
+      </w:rPr>
+    </w:lvl>
+    <w:lvl w:ilvl="4" w:tplc="300A0003" w:tentative="1">
+      <w:start w:val="1"/>
+      <w:numFmt w:val="bullet"/>
+      <w:lvlText w:val="o"/>
+      <w:lvlJc w:val="left"/>
+      <w:pPr>
+        <w:ind w:left="3600" w:hanging="360"/>
+      </w:pPr>
+      <w:rPr>
+        <w:rFonts w:ascii="Courier New" w:hAnsi="Courier New" w:cs="Courier New" w:hint="default"/>
+      </w:rPr>
+    </w:lvl>
+    <w:lvl w:ilvl="5" w:tplc="300A0005" w:tentative="1">
+      <w:start w:val="1"/>
+      <w:numFmt w:val="bullet"/>
+      <w:lvlText w:val=""/>
+      <w:lvlJc w:val="left"/>
+      <w:pPr>
+        <w:ind w:left="4320" w:hanging="360"/>
+      </w:pPr>
+      <w:rPr>
+        <w:rFonts w:ascii="Wingdings" w:hAnsi="Wingdings" w:hint="default"/>
+      </w:rPr>
+    </w:lvl>
+    <w:lvl w:ilvl="6" w:tplc="300A0001" w:tentative="1">
+      <w:start w:val="1"/>
+      <w:numFmt w:val="bullet"/>
+      <w:lvlText w:val=""/>
+      <w:lvlJc w:val="left"/>
+      <w:pPr>
+        <w:ind w:left="5040" w:hanging="360"/>
+      </w:pPr>
+      <w:rPr>
+        <w:rFonts w:ascii="Symbol" w:hAnsi="Symbol" w:hint="default"/>
+      </w:rPr>
+    </w:lvl>
+    <w:lvl w:ilvl="7" w:tplc="300A0003" w:tentative="1">
+      <w:start w:val="1"/>
+      <w:numFmt w:val="bullet"/>
+      <w:lvlText w:val="o"/>
+      <w:lvlJc w:val="left"/>
+      <w:pPr>
+        <w:ind w:left="5760" w:hanging="360"/>
+      </w:pPr>
+      <w:rPr>
+        <w:rFonts w:ascii="Courier New" w:hAnsi="Courier New" w:cs="Courier New" w:hint="default"/>
+      </w:rPr>
+    </w:lvl>
+    <w:lvl w:ilvl="8" w:tplc="300A0005" w:tentative="1">
+      <w:start w:val="1"/>
+      <w:numFmt w:val="bullet"/>
+      <w:lvlText w:val=""/>
+      <w:lvlJc w:val="left"/>
+      <w:pPr>
+        <w:ind w:left="6480" w:hanging="360"/>
+      </w:pPr>
+      <w:rPr>
+        <w:rFonts w:ascii="Wingdings" w:hAnsi="Wingdings" w:hint="default"/>
+      </w:rPr>
+    </w:lvl>
+  </w:abstractNum>
+  <w:abstractNum w:abstractNumId="6" w15:restartNumberingAfterBreak="0">
+    <w:nsid w:val="6B2D7810"/>
+    <w:multiLevelType w:val="hybridMultilevel"/>
+    <w:tmpl w:val="A68CB5B2"/>
+    <w:lvl w:ilvl="0" w:tplc="300A000B">
+      <w:start w:val="1"/>
+      <w:numFmt w:val="bullet"/>
+      <w:lvlText w:val=""/>
+      <w:lvlJc w:val="left"/>
+      <w:pPr>
+        <w:ind w:left="1080" w:hanging="360"/>
+      </w:pPr>
+      <w:rPr>
+        <w:rFonts w:ascii="Wingdings" w:hAnsi="Wingdings" w:hint="default"/>
+      </w:rPr>
+    </w:lvl>
+    <w:lvl w:ilvl="1" w:tplc="300A0003" w:tentative="1">
+      <w:start w:val="1"/>
+      <w:numFmt w:val="bullet"/>
+      <w:lvlText w:val="o"/>
+      <w:lvlJc w:val="left"/>
+      <w:pPr>
+        <w:ind w:left="1800" w:hanging="360"/>
+      </w:pPr>
+      <w:rPr>
+        <w:rFonts w:ascii="Courier New" w:hAnsi="Courier New" w:cs="Courier New" w:hint="default"/>
+      </w:rPr>
+    </w:lvl>
+    <w:lvl w:ilvl="2" w:tplc="300A0005" w:tentative="1">
+      <w:start w:val="1"/>
+      <w:numFmt w:val="bullet"/>
+      <w:lvlText w:val=""/>
+      <w:lvlJc w:val="left"/>
+      <w:pPr>
+        <w:ind w:left="2520" w:hanging="360"/>
+      </w:pPr>
+      <w:rPr>
+        <w:rFonts w:ascii="Wingdings" w:hAnsi="Wingdings" w:hint="default"/>
+      </w:rPr>
+    </w:lvl>
+    <w:lvl w:ilvl="3" w:tplc="300A0001" w:tentative="1">
+      <w:start w:val="1"/>
+      <w:numFmt w:val="bullet"/>
+      <w:lvlText w:val=""/>
+      <w:lvlJc w:val="left"/>
+      <w:pPr>
+        <w:ind w:left="3240" w:hanging="360"/>
+      </w:pPr>
+      <w:rPr>
+        <w:rFonts w:ascii="Symbol" w:hAnsi="Symbol" w:hint="default"/>
+      </w:rPr>
+    </w:lvl>
+    <w:lvl w:ilvl="4" w:tplc="300A0003" w:tentative="1">
+      <w:start w:val="1"/>
+      <w:numFmt w:val="bullet"/>
+      <w:lvlText w:val="o"/>
+      <w:lvlJc w:val="left"/>
+      <w:pPr>
+        <w:ind w:left="3960" w:hanging="360"/>
+      </w:pPr>
+      <w:rPr>
+        <w:rFonts w:ascii="Courier New" w:hAnsi="Courier New" w:cs="Courier New" w:hint="default"/>
+      </w:rPr>
+    </w:lvl>
+    <w:lvl w:ilvl="5" w:tplc="300A0005" w:tentative="1">
+      <w:start w:val="1"/>
+      <w:numFmt w:val="bullet"/>
+      <w:lvlText w:val=""/>
+      <w:lvlJc w:val="left"/>
+      <w:pPr>
+        <w:ind w:left="4680" w:hanging="360"/>
+      </w:pPr>
+      <w:rPr>
+        <w:rFonts w:ascii="Wingdings" w:hAnsi="Wingdings" w:hint="default"/>
+      </w:rPr>
+    </w:lvl>
+    <w:lvl w:ilvl="6" w:tplc="300A0001" w:tentative="1">
+      <w:start w:val="1"/>
+      <w:numFmt w:val="bullet"/>
+      <w:lvlText w:val=""/>
+      <w:lvlJc w:val="left"/>
+      <w:pPr>
+        <w:ind w:left="5400" w:hanging="360"/>
+      </w:pPr>
+      <w:rPr>
+        <w:rFonts w:ascii="Symbol" w:hAnsi="Symbol" w:hint="default"/>
+      </w:rPr>
+    </w:lvl>
+    <w:lvl w:ilvl="7" w:tplc="300A0003" w:tentative="1">
+      <w:start w:val="1"/>
+      <w:numFmt w:val="bullet"/>
+      <w:lvlText w:val="o"/>
+      <w:lvlJc w:val="left"/>
+      <w:pPr>
+        <w:ind w:left="6120" w:hanging="360"/>
+      </w:pPr>
+      <w:rPr>
+        <w:rFonts w:ascii="Courier New" w:hAnsi="Courier New" w:cs="Courier New" w:hint="default"/>
+      </w:rPr>
+    </w:lvl>
+    <w:lvl w:ilvl="8" w:tplc="300A0005" w:tentative="1">
+      <w:start w:val="1"/>
+      <w:numFmt w:val="bullet"/>
+      <w:lvlText w:val=""/>
+      <w:lvlJc w:val="left"/>
+      <w:pPr>
+        <w:ind w:left="6840" w:hanging="360"/>
+      </w:pPr>
+      <w:rPr>
+        <w:rFonts w:ascii="Wingdings" w:hAnsi="Wingdings" w:hint="default"/>
+      </w:rPr>
+    </w:lvl>
+  </w:abstractNum>
+  <w:abstractNum w:abstractNumId="7" w15:restartNumberingAfterBreak="0">
+    <w:nsid w:val="787A2289"/>
+    <w:multiLevelType w:val="hybridMultilevel"/>
+    <w:tmpl w:val="5A98F0C2"/>
+    <w:lvl w:ilvl="0" w:tplc="300A000B">
+      <w:start w:val="1"/>
+      <w:numFmt w:val="bullet"/>
+      <w:lvlText w:val=""/>
+      <w:lvlJc w:val="left"/>
+      <w:pPr>
+        <w:ind w:left="720" w:hanging="360"/>
+      </w:pPr>
+      <w:rPr>
+        <w:rFonts w:ascii="Wingdings" w:hAnsi="Wingdings" w:hint="default"/>
+      </w:rPr>
+    </w:lvl>
+    <w:lvl w:ilvl="1" w:tplc="300A0003" w:tentative="1">
+      <w:start w:val="1"/>
+      <w:numFmt w:val="bullet"/>
+      <w:lvlText w:val="o"/>
+      <w:lvlJc w:val="left"/>
+      <w:pPr>
+        <w:ind w:left="1440" w:hanging="360"/>
+      </w:pPr>
+      <w:rPr>
+        <w:rFonts w:ascii="Courier New" w:hAnsi="Courier New" w:cs="Courier New" w:hint="default"/>
+      </w:rPr>
+    </w:lvl>
+    <w:lvl w:ilvl="2" w:tplc="300A0005" w:tentative="1">
+      <w:start w:val="1"/>
+      <w:numFmt w:val="bullet"/>
+      <w:lvlText w:val=""/>
+      <w:lvlJc w:val="left"/>
+      <w:pPr>
+        <w:ind w:left="2160" w:hanging="360"/>
+      </w:pPr>
+      <w:rPr>
+        <w:rFonts w:ascii="Wingdings" w:hAnsi="Wingdings" w:hint="default"/>
+      </w:rPr>
+    </w:lvl>
+    <w:lvl w:ilvl="3" w:tplc="300A0001" w:tentative="1">
+      <w:start w:val="1"/>
+      <w:numFmt w:val="bullet"/>
+      <w:lvlText w:val=""/>
+      <w:lvlJc w:val="left"/>
+      <w:pPr>
+        <w:ind w:left="2880" w:hanging="360"/>
+      </w:pPr>
+      <w:rPr>
+        <w:rFonts w:ascii="Symbol" w:hAnsi="Symbol" w:hint="default"/>
+      </w:rPr>
+    </w:lvl>
+    <w:lvl w:ilvl="4" w:tplc="300A0003" w:tentative="1">
+      <w:start w:val="1"/>
+      <w:numFmt w:val="bullet"/>
+      <w:lvlText w:val="o"/>
+      <w:lvlJc w:val="left"/>
+      <w:pPr>
+        <w:ind w:left="3600" w:hanging="360"/>
+      </w:pPr>
+      <w:rPr>
+        <w:rFonts w:ascii="Courier New" w:hAnsi="Courier New" w:cs="Courier New" w:hint="default"/>
+      </w:rPr>
+    </w:lvl>
+    <w:lvl w:ilvl="5" w:tplc="300A0005" w:tentative="1">
+      <w:start w:val="1"/>
+      <w:numFmt w:val="bullet"/>
+      <w:lvlText w:val=""/>
+      <w:lvlJc w:val="left"/>
+      <w:pPr>
+        <w:ind w:left="4320" w:hanging="360"/>
+      </w:pPr>
+      <w:rPr>
+        <w:rFonts w:ascii="Wingdings" w:hAnsi="Wingdings" w:hint="default"/>
+      </w:rPr>
+    </w:lvl>
+    <w:lvl w:ilvl="6" w:tplc="300A0001" w:tentative="1">
+      <w:start w:val="1"/>
+      <w:numFmt w:val="bullet"/>
+      <w:lvlText w:val=""/>
+      <w:lvlJc w:val="left"/>
+      <w:pPr>
+        <w:ind w:left="5040" w:hanging="360"/>
+      </w:pPr>
+      <w:rPr>
+        <w:rFonts w:ascii="Symbol" w:hAnsi="Symbol" w:hint="default"/>
+      </w:rPr>
+    </w:lvl>
+    <w:lvl w:ilvl="7" w:tplc="300A0003" w:tentative="1">
+      <w:start w:val="1"/>
+      <w:numFmt w:val="bullet"/>
+      <w:lvlText w:val="o"/>
+      <w:lvlJc w:val="left"/>
+      <w:pPr>
+        <w:ind w:left="5760" w:hanging="360"/>
+      </w:pPr>
+      <w:rPr>
+        <w:rFonts w:ascii="Courier New" w:hAnsi="Courier New" w:cs="Courier New" w:hint="default"/>
+      </w:rPr>
+    </w:lvl>
+    <w:lvl w:ilvl="8" w:tplc="300A0005" w:tentative="1">
+      <w:start w:val="1"/>
+      <w:numFmt w:val="bullet"/>
+      <w:lvlText w:val=""/>
+      <w:lvlJc w:val="left"/>
+      <w:pPr>
+        <w:ind w:left="6480" w:hanging="360"/>
+      </w:pPr>
+      <w:rPr>
+        <w:rFonts w:ascii="Wingdings" w:hAnsi="Wingdings" w:hint="default"/>
+      </w:rPr>
+    </w:lvl>
+  </w:abstractNum>
+  <w:abstractNum w:abstractNumId="8" w15:restartNumberingAfterBreak="0">
+    <w:nsid w:val="7A031317"/>
+    <w:multiLevelType w:val="hybridMultilevel"/>
+    <w:tmpl w:val="BA1E9CC4"/>
+    <w:lvl w:ilvl="0" w:tplc="300A000B">
+      <w:start w:val="1"/>
+      <w:numFmt w:val="bullet"/>
+      <w:lvlText w:val=""/>
+      <w:lvlJc w:val="left"/>
+      <w:pPr>
+        <w:ind w:left="720" w:hanging="360"/>
+      </w:pPr>
+      <w:rPr>
+        <w:rFonts w:ascii="Wingdings" w:hAnsi="Wingdings" w:hint="default"/>
+      </w:rPr>
+    </w:lvl>
+    <w:lvl w:ilvl="1" w:tplc="300A0003" w:tentative="1">
+      <w:start w:val="1"/>
+      <w:numFmt w:val="bullet"/>
+      <w:lvlText w:val="o"/>
+      <w:lvlJc w:val="left"/>
+      <w:pPr>
+        <w:ind w:left="1440" w:hanging="360"/>
+      </w:pPr>
+      <w:rPr>
+        <w:rFonts w:ascii="Courier New" w:hAnsi="Courier New" w:cs="Courier New" w:hint="default"/>
+      </w:rPr>
+    </w:lvl>
+    <w:lvl w:ilvl="2" w:tplc="300A0005" w:tentative="1">
+      <w:start w:val="1"/>
+      <w:numFmt w:val="bullet"/>
+      <w:lvlText w:val=""/>
+      <w:lvlJc w:val="left"/>
+      <w:pPr>
+        <w:ind w:left="2160" w:hanging="360"/>
+      </w:pPr>
+      <w:rPr>
+        <w:rFonts w:ascii="Wingdings" w:hAnsi="Wingdings" w:hint="default"/>
+      </w:rPr>
+    </w:lvl>
+    <w:lvl w:ilvl="3" w:tplc="300A0001" w:tentative="1">
+      <w:start w:val="1"/>
+      <w:numFmt w:val="bullet"/>
+      <w:lvlText w:val=""/>
+      <w:lvlJc w:val="left"/>
+      <w:pPr>
+        <w:ind w:left="2880" w:hanging="360"/>
+      </w:pPr>
+      <w:rPr>
+        <w:rFonts w:ascii="Symbol" w:hAnsi="Symbol" w:hint="default"/>
+      </w:rPr>
+    </w:lvl>
+    <w:lvl w:ilvl="4" w:tplc="300A0003" w:tentative="1">
+      <w:start w:val="1"/>
+      <w:numFmt w:val="bullet"/>
+      <w:lvlText w:val="o"/>
+      <w:lvlJc w:val="left"/>
+      <w:pPr>
+        <w:ind w:left="3600" w:hanging="360"/>
+      </w:pPr>
+      <w:rPr>
+        <w:rFonts w:ascii="Courier New" w:hAnsi="Courier New" w:cs="Courier New" w:hint="default"/>
+      </w:rPr>
+    </w:lvl>
+    <w:lvl w:ilvl="5" w:tplc="300A0005" w:tentative="1">
+      <w:start w:val="1"/>
+      <w:numFmt w:val="bullet"/>
+      <w:lvlText w:val=""/>
+      <w:lvlJc w:val="left"/>
+      <w:pPr>
+        <w:ind w:left="4320" w:hanging="360"/>
+      </w:pPr>
+      <w:rPr>
+        <w:rFonts w:ascii="Wingdings" w:hAnsi="Wingdings" w:hint="default"/>
+      </w:rPr>
+    </w:lvl>
+    <w:lvl w:ilvl="6" w:tplc="300A0001" w:tentative="1">
+      <w:start w:val="1"/>
+      <w:numFmt w:val="bullet"/>
+      <w:lvlText w:val=""/>
+      <w:lvlJc w:val="left"/>
+      <w:pPr>
+        <w:ind w:left="5040" w:hanging="360"/>
+      </w:pPr>
+      <w:rPr>
+        <w:rFonts w:ascii="Symbol" w:hAnsi="Symbol" w:hint="default"/>
+      </w:rPr>
+    </w:lvl>
+    <w:lvl w:ilvl="7" w:tplc="300A0003" w:tentative="1">
+      <w:start w:val="1"/>
+      <w:numFmt w:val="bullet"/>
+      <w:lvlText w:val="o"/>
+      <w:lvlJc w:val="left"/>
+      <w:pPr>
+        <w:ind w:left="5760" w:hanging="360"/>
+      </w:pPr>
+      <w:rPr>
+        <w:rFonts w:ascii="Courier New" w:hAnsi="Courier New" w:cs="Courier New" w:hint="default"/>
+      </w:rPr>
+    </w:lvl>
+    <w:lvl w:ilvl="8" w:tplc="300A0005" w:tentative="1">
+      <w:start w:val="1"/>
+      <w:numFmt w:val="bullet"/>
+      <w:lvlText w:val=""/>
+      <w:lvlJc w:val="left"/>
+      <w:pPr>
+        <w:ind w:left="6480" w:hanging="360"/>
+      </w:pPr>
+      <w:rPr>
+        <w:rFonts w:ascii="Wingdings" w:hAnsi="Wingdings" w:hint="default"/>
+      </w:rPr>
+    </w:lvl>
+  </w:abstractNum>
   <w:num w:numId="1" w16cid:durableId="813331448">
-    <w:abstractNumId w:val="0"/>
+    <w:abstractNumId w:val="4"/>
     <w:lvlOverride w:ilvl="0">
       <w:startOverride w:val="1"/>
     </w:lvlOverride>
+  </w:num>
+  <w:num w:numId="2" w16cid:durableId="1413116056">
+    <w:abstractNumId w:val="3"/>
+  </w:num>
+  <w:num w:numId="3" w16cid:durableId="1078021354">
+    <w:abstractNumId w:val="7"/>
+  </w:num>
+  <w:num w:numId="4" w16cid:durableId="1954289846">
+    <w:abstractNumId w:val="1"/>
+  </w:num>
+  <w:num w:numId="5" w16cid:durableId="1713261435">
+    <w:abstractNumId w:val="6"/>
+  </w:num>
+  <w:num w:numId="6" w16cid:durableId="1577276131">
+    <w:abstractNumId w:val="0"/>
+  </w:num>
+  <w:num w:numId="7" w16cid:durableId="1982077717">
+    <w:abstractNumId w:val="2"/>
+  </w:num>
+  <w:num w:numId="8" w16cid:durableId="1759401374">
+    <w:abstractNumId w:val="5"/>
+  </w:num>
+  <w:num w:numId="9" w16cid:durableId="1580599505">
+    <w:abstractNumId w:val="8"/>
   </w:num>
 </w:numbering>
 </file>
@@ -5255,6 +6470,106 @@
       <w:szCs w:val="20"/>
     </w:rPr>
   </w:style>
+  <w:style w:type="table" w:styleId="Tablaconcuadrcula">
+    <w:name w:val="Table Grid"/>
+    <w:basedOn w:val="Tablanormal"/>
+    <w:uiPriority w:val="39"/>
+    <w:rsid w:val="00AA5A85"/>
+    <w:tblPr>
+      <w:tblBorders>
+        <w:top w:val="single" w:sz="4" w:space="0" w:color="auto"/>
+        <w:left w:val="single" w:sz="4" w:space="0" w:color="auto"/>
+        <w:bottom w:val="single" w:sz="4" w:space="0" w:color="auto"/>
+        <w:right w:val="single" w:sz="4" w:space="0" w:color="auto"/>
+        <w:insideH w:val="single" w:sz="4" w:space="0" w:color="auto"/>
+        <w:insideV w:val="single" w:sz="4" w:space="0" w:color="auto"/>
+      </w:tblBorders>
+    </w:tblPr>
+  </w:style>
+  <w:style w:type="table" w:styleId="Tabladecuadrcula2">
+    <w:name w:val="Grid Table 2"/>
+    <w:basedOn w:val="Tablanormal"/>
+    <w:uiPriority w:val="47"/>
+    <w:rsid w:val="00AA5A85"/>
+    <w:tblPr>
+      <w:tblStyleRowBandSize w:val="1"/>
+      <w:tblStyleColBandSize w:val="1"/>
+      <w:tblBorders>
+        <w:top w:val="single" w:sz="2" w:space="0" w:color="666666" w:themeColor="text1" w:themeTint="99"/>
+        <w:bottom w:val="single" w:sz="2" w:space="0" w:color="666666" w:themeColor="text1" w:themeTint="99"/>
+        <w:insideH w:val="single" w:sz="2" w:space="0" w:color="666666" w:themeColor="text1" w:themeTint="99"/>
+        <w:insideV w:val="single" w:sz="2" w:space="0" w:color="666666" w:themeColor="text1" w:themeTint="99"/>
+      </w:tblBorders>
+    </w:tblPr>
+    <w:tblStylePr w:type="firstRow">
+      <w:rPr>
+        <w:b/>
+        <w:bCs/>
+      </w:rPr>
+      <w:tblPr/>
+      <w:tcPr>
+        <w:tcBorders>
+          <w:top w:val="nil"/>
+          <w:bottom w:val="single" w:sz="12" w:space="0" w:color="666666" w:themeColor="text1" w:themeTint="99"/>
+          <w:insideH w:val="nil"/>
+          <w:insideV w:val="nil"/>
+        </w:tcBorders>
+        <w:shd w:val="clear" w:color="auto" w:fill="FFFFFF" w:themeFill="background1"/>
+      </w:tcPr>
+    </w:tblStylePr>
+    <w:tblStylePr w:type="lastRow">
+      <w:rPr>
+        <w:b/>
+        <w:bCs/>
+      </w:rPr>
+      <w:tblPr/>
+      <w:tcPr>
+        <w:tcBorders>
+          <w:top w:val="double" w:sz="2" w:space="0" w:color="666666" w:themeColor="text1" w:themeTint="99"/>
+          <w:bottom w:val="nil"/>
+          <w:insideH w:val="nil"/>
+          <w:insideV w:val="nil"/>
+        </w:tcBorders>
+        <w:shd w:val="clear" w:color="auto" w:fill="FFFFFF" w:themeFill="background1"/>
+      </w:tcPr>
+    </w:tblStylePr>
+    <w:tblStylePr w:type="firstCol">
+      <w:rPr>
+        <w:b/>
+        <w:bCs/>
+      </w:rPr>
+    </w:tblStylePr>
+    <w:tblStylePr w:type="lastCol">
+      <w:rPr>
+        <w:b/>
+        <w:bCs/>
+      </w:rPr>
+    </w:tblStylePr>
+    <w:tblStylePr w:type="band1Vert">
+      <w:tblPr/>
+      <w:tcPr>
+        <w:shd w:val="clear" w:color="auto" w:fill="CCCCCC" w:themeFill="text1" w:themeFillTint="33"/>
+      </w:tcPr>
+    </w:tblStylePr>
+    <w:tblStylePr w:type="band1Horz">
+      <w:tblPr/>
+      <w:tcPr>
+        <w:shd w:val="clear" w:color="auto" w:fill="CCCCCC" w:themeFill="text1" w:themeFillTint="33"/>
+      </w:tcPr>
+    </w:tblStylePr>
+  </w:style>
+  <w:style w:type="character" w:styleId="Mencinsinresolver">
+    <w:name w:val="Unresolved Mention"/>
+    <w:basedOn w:val="Fuentedeprrafopredeter"/>
+    <w:uiPriority w:val="99"/>
+    <w:semiHidden/>
+    <w:unhideWhenUsed/>
+    <w:rsid w:val="00AA5A85"/>
+    <w:rPr>
+      <w:color w:val="605E5C"/>
+      <w:shd w:val="clear" w:color="auto" w:fill="E1DFDD"/>
+    </w:rPr>
+  </w:style>
 </w:styles>
 </file>
 
